--- a/backend/utils/doc_templates/contract_items.docx
+++ b/backend/utils/doc_templates/contract_items.docx
@@ -1,11 +1,12 @@
 
 <file path=word/document.xml><?xml version="1.0" encoding="utf-8"?>
-<w:document xmlns:wpc="http://schemas.microsoft.com/office/word/2010/wordprocessingCanvas" xmlns:mc="http://schemas.openxmlformats.org/markup-compatibility/2006" xmlns:o="urn:schemas-microsoft-com:office:office" xmlns:r="http://schemas.openxmlformats.org/officeDocument/2006/relationships" xmlns:m="http://schemas.openxmlformats.org/officeDocument/2006/math" xmlns:v="urn:schemas-microsoft-com:vml" xmlns:wp14="http://schemas.microsoft.com/office/word/2010/wordprocessingDrawing" xmlns:wp="http://schemas.openxmlformats.org/drawingml/2006/wordprocessingDrawing" xmlns:w10="urn:schemas-microsoft-com:office:word" xmlns:w="http://schemas.openxmlformats.org/wordprocessingml/2006/main" xmlns:w14="http://schemas.microsoft.com/office/word/2010/wordml" xmlns:wpg="http://schemas.microsoft.com/office/word/2010/wordprocessingGroup" xmlns:wpi="http://schemas.microsoft.com/office/word/2010/wordprocessingInk" xmlns:wne="http://schemas.microsoft.com/office/word/2006/wordml" xmlns:wps="http://schemas.microsoft.com/office/word/2010/wordprocessingShape" mc:Ignorable="w14 wp14">
+<w:document xmlns:wpc="http://schemas.microsoft.com/office/word/2010/wordprocessingCanvas" xmlns:cx="http://schemas.microsoft.com/office/drawing/2014/chartex" xmlns:mc="http://schemas.openxmlformats.org/markup-compatibility/2006" xmlns:o="urn:schemas-microsoft-com:office:office" xmlns:r="http://schemas.openxmlformats.org/officeDocument/2006/relationships" xmlns:m="http://schemas.openxmlformats.org/officeDocument/2006/math" xmlns:v="urn:schemas-microsoft-com:vml" xmlns:wp14="http://schemas.microsoft.com/office/word/2010/wordprocessingDrawing" xmlns:wp="http://schemas.openxmlformats.org/drawingml/2006/wordprocessingDrawing" xmlns:w10="urn:schemas-microsoft-com:office:word" xmlns:w="http://schemas.openxmlformats.org/wordprocessingml/2006/main" xmlns:w14="http://schemas.microsoft.com/office/word/2010/wordml" xmlns:w15="http://schemas.microsoft.com/office/word/2012/wordml" xmlns:w16se="http://schemas.microsoft.com/office/word/2015/wordml/symex" xmlns:wpg="http://schemas.microsoft.com/office/word/2010/wordprocessingGroup" xmlns:wpi="http://schemas.microsoft.com/office/word/2010/wordprocessingInk" xmlns:wne="http://schemas.microsoft.com/office/word/2006/wordml" xmlns:wps="http://schemas.microsoft.com/office/word/2010/wordprocessingShape" mc:Ignorable="w14 w15 w16se wp14">
   <w:body>
     <w:p>
       <w:pPr>
         <w:jc w:val="center"/>
         <w:rPr>
+          <w:rFonts w:hint="eastAsia"/>
           <w:b/>
           <w:bCs/>
           <w:sz w:val="20"/>
@@ -21,6 +22,7 @@
         </w:rPr>
         <w:t xml:space="preserve">ДОГОВОР КУПЛИ-ПРОДАЖИ ТОВАРОВ № </w:t>
       </w:r>
+      <w:proofErr w:type="gramStart"/>
       <w:r>
         <w:rPr>
           <w:b/>
@@ -28,20 +30,8 @@
           <w:sz w:val="20"/>
           <w:szCs w:val="20"/>
         </w:rPr>
-        <w:t>{</w:t>
-      </w:r>
-      <w:proofErr w:type="gramStart"/>
-      <w:r>
-        <w:rPr>
-          <w:b/>
-          <w:bCs/>
-          <w:sz w:val="20"/>
-          <w:szCs w:val="20"/>
-        </w:rPr>
-        <w:t xml:space="preserve">{ </w:t>
-      </w:r>
-      <w:proofErr w:type="spellStart"/>
-      <w:proofErr w:type="gramEnd"/>
+        <w:t xml:space="preserve">{{ </w:t>
+      </w:r>
       <w:r>
         <w:rPr>
           <w:b/>
@@ -52,7 +42,7 @@
         </w:rPr>
         <w:t>n</w:t>
       </w:r>
-      <w:proofErr w:type="spellEnd"/>
+      <w:proofErr w:type="gramEnd"/>
       <w:r>
         <w:rPr>
           <w:b/>
@@ -62,7 +52,6 @@
         </w:rPr>
         <w:t>_</w:t>
       </w:r>
-      <w:proofErr w:type="spellStart"/>
       <w:r>
         <w:rPr>
           <w:b/>
@@ -73,7 +62,6 @@
         </w:rPr>
         <w:t>offer</w:t>
       </w:r>
-      <w:proofErr w:type="spellEnd"/>
       <w:r>
         <w:rPr>
           <w:b/>
@@ -88,12 +76,14 @@
       <w:pPr>
         <w:jc w:val="right"/>
         <w:rPr>
+          <w:rFonts w:hint="eastAsia"/>
           <w:b/>
           <w:bCs/>
           <w:sz w:val="18"/>
           <w:szCs w:val="18"/>
         </w:rPr>
       </w:pPr>
+      <w:proofErr w:type="gramStart"/>
       <w:r>
         <w:rPr>
           <w:b/>
@@ -103,7 +93,6 @@
         </w:rPr>
         <w:t xml:space="preserve">{{ </w:t>
       </w:r>
-      <w:proofErr w:type="gramStart"/>
       <w:r>
         <w:rPr>
           <w:b/>
@@ -234,34 +223,16 @@
         </w:rPr>
         <w:t xml:space="preserve">именуемое в дальнейшем «Покупатель», с другой </w:t>
       </w:r>
-      <w:proofErr w:type="spellStart"/>
-      <w:r>
-        <w:rPr>
-          <w:rFonts w:ascii="Arial" w:hAnsi="Arial"/>
-          <w:sz w:val="18"/>
-          <w:szCs w:val="18"/>
-        </w:rPr>
-        <w:t>стороны</w:t>
-      </w:r>
-      <w:proofErr w:type="gramStart"/>
-      <w:r>
-        <w:rPr>
-          <w:rFonts w:ascii="Arial" w:hAnsi="Arial"/>
-          <w:sz w:val="18"/>
-          <w:szCs w:val="18"/>
-        </w:rPr>
-        <w:t>,с</w:t>
-      </w:r>
-      <w:proofErr w:type="gramEnd"/>
-      <w:r>
-        <w:rPr>
-          <w:rFonts w:ascii="Arial" w:hAnsi="Arial"/>
-          <w:sz w:val="18"/>
-          <w:szCs w:val="18"/>
-        </w:rPr>
-        <w:t>овместно</w:t>
-      </w:r>
-      <w:proofErr w:type="spellEnd"/>
+      <w:r>
+        <w:rPr>
+          <w:rFonts w:ascii="Arial" w:hAnsi="Arial"/>
+          <w:sz w:val="18"/>
+          <w:szCs w:val="18"/>
+        </w:rPr>
+        <w:t>стороны, совместно</w:t>
+      </w:r>
+      <w:bookmarkStart w:id="0" w:name="_GoBack"/>
+      <w:bookmarkEnd w:id="0"/>
       <w:r>
         <w:rPr>
           <w:rFonts w:ascii="Arial" w:hAnsi="Arial"/>
@@ -316,18 +287,8 @@
           <w:sz w:val="18"/>
           <w:szCs w:val="18"/>
         </w:rPr>
-        <w:t>1.1. На условиях и в порядке, определенном настоящим договором, «Продавец» обязуется передать</w:t>
-      </w:r>
-      <w:r>
-        <w:rPr>
-          <w:rFonts w:ascii="Arial" w:hAnsi="Arial"/>
-          <w:sz w:val="18"/>
-          <w:szCs w:val="18"/>
-        </w:rPr>
-        <w:t xml:space="preserve"> в собственность «Покупателя», а «Покупатель» обязуется принять и оплатить следующий товар:</w:t>
-      </w:r>
-      <w:bookmarkStart w:id="0" w:name="_GoBack"/>
-      <w:bookmarkEnd w:id="0"/>
+        <w:t>1.1. На условиях и в порядке, определенном настоящим договором, «Продавец» обязуется передать в собственность «Покупателя», а «Покупатель» обязуется принять и оплатить следующий товар:</w:t>
+      </w:r>
     </w:p>
     <w:p>
       <w:pPr>
@@ -362,7 +323,7 @@
               <w:bottom w:val="single" w:sz="4" w:space="0" w:color="auto"/>
               <w:right w:val="single" w:sz="4" w:space="0" w:color="auto"/>
             </w:tcBorders>
-            <w:vAlign w:val="bottom"/>
+            <w:vAlign w:val="center"/>
           </w:tcPr>
           <w:p>
             <w:pPr>
@@ -558,7 +519,7 @@
               <w:bottom w:val="single" w:sz="4" w:space="0" w:color="auto"/>
               <w:right w:val="single" w:sz="4" w:space="0" w:color="auto"/>
             </w:tcBorders>
-            <w:vAlign w:val="bottom"/>
+            <w:vAlign w:val="center"/>
           </w:tcPr>
           <w:p>
             <w:pPr>
@@ -631,10 +592,11 @@
               <w:bottom w:val="single" w:sz="4" w:space="0" w:color="auto"/>
               <w:right w:val="single" w:sz="4" w:space="0" w:color="auto"/>
             </w:tcBorders>
-            <w:vAlign w:val="bottom"/>
-          </w:tcPr>
-          <w:p>
-            <w:pPr>
+            <w:vAlign w:val="center"/>
+          </w:tcPr>
+          <w:p>
+            <w:pPr>
+              <w:jc w:val="center"/>
               <w:rPr>
                 <w:rFonts w:ascii="Arial" w:hAnsi="Arial"/>
                 <w:sz w:val="16"/>
@@ -682,6 +644,7 @@
               <w:bottom w:val="single" w:sz="4" w:space="0" w:color="auto"/>
               <w:right w:val="single" w:sz="4" w:space="0" w:color="auto"/>
             </w:tcBorders>
+            <w:vAlign w:val="center"/>
           </w:tcPr>
           <w:p>
             <w:pPr>
@@ -712,17 +675,21 @@
               <w:bottom w:val="single" w:sz="4" w:space="0" w:color="auto"/>
               <w:right w:val="single" w:sz="4" w:space="0" w:color="auto"/>
             </w:tcBorders>
-          </w:tcPr>
-          <w:p>
-            <w:pPr>
-              <w:rPr>
-                <w:sz w:val="16"/>
-                <w:szCs w:val="16"/>
-                <w:lang w:val="en-US"/>
-              </w:rPr>
-            </w:pPr>
-            <w:r>
-              <w:rPr>
+            <w:vAlign w:val="center"/>
+          </w:tcPr>
+          <w:p>
+            <w:pPr>
+              <w:jc w:val="center"/>
+              <w:rPr>
+                <w:rFonts w:ascii="Arial" w:hAnsi="Arial"/>
+                <w:sz w:val="16"/>
+                <w:szCs w:val="16"/>
+                <w:lang w:val="en-US"/>
+              </w:rPr>
+            </w:pPr>
+            <w:r>
+              <w:rPr>
+                <w:rFonts w:ascii="Arial" w:hAnsi="Arial"/>
                 <w:sz w:val="16"/>
                 <w:szCs w:val="16"/>
                 <w:lang w:val="en-US"/>
@@ -740,6 +707,7 @@
               <w:bottom w:val="single" w:sz="4" w:space="0" w:color="auto"/>
               <w:right w:val="single" w:sz="4" w:space="0" w:color="auto"/>
             </w:tcBorders>
+            <w:vAlign w:val="center"/>
           </w:tcPr>
           <w:p>
             <w:pPr>
@@ -770,16 +738,20 @@
               <w:bottom w:val="single" w:sz="4" w:space="0" w:color="auto"/>
               <w:right w:val="single" w:sz="4" w:space="0" w:color="auto"/>
             </w:tcBorders>
-          </w:tcPr>
-          <w:p>
-            <w:pPr>
-              <w:rPr>
-                <w:sz w:val="16"/>
-                <w:szCs w:val="16"/>
-              </w:rPr>
-            </w:pPr>
-            <w:r>
-              <w:rPr>
+            <w:vAlign w:val="center"/>
+          </w:tcPr>
+          <w:p>
+            <w:pPr>
+              <w:jc w:val="right"/>
+              <w:rPr>
+                <w:rFonts w:ascii="Arial" w:hAnsi="Arial"/>
+                <w:sz w:val="16"/>
+                <w:szCs w:val="16"/>
+              </w:rPr>
+            </w:pPr>
+            <w:r>
+              <w:rPr>
+                <w:rFonts w:ascii="Arial" w:hAnsi="Arial"/>
                 <w:sz w:val="16"/>
                 <w:szCs w:val="16"/>
               </w:rPr>
@@ -787,6 +759,7 @@
             </w:r>
             <w:r>
               <w:rPr>
+                <w:rFonts w:ascii="Arial" w:hAnsi="Arial"/>
                 <w:sz w:val="16"/>
                 <w:szCs w:val="16"/>
                 <w:lang w:val="en-US"/>
@@ -795,6 +768,7 @@
             </w:r>
             <w:r>
               <w:rPr>
+                <w:rFonts w:ascii="Arial" w:hAnsi="Arial"/>
                 <w:sz w:val="16"/>
                 <w:szCs w:val="16"/>
               </w:rPr>
@@ -802,6 +776,7 @@
             </w:r>
             <w:r>
               <w:rPr>
+                <w:rFonts w:ascii="Arial" w:hAnsi="Arial"/>
                 <w:sz w:val="16"/>
                 <w:szCs w:val="16"/>
                 <w:lang w:val="en-US"/>
@@ -810,26 +785,11 @@
             </w:r>
             <w:r>
               <w:rPr>
-                <w:sz w:val="16"/>
-                <w:szCs w:val="16"/>
-              </w:rPr>
-              <w:t>’]</w:t>
-            </w:r>
-            <w:proofErr w:type="gramStart"/>
-            <w:r>
-              <w:rPr>
-                <w:sz w:val="16"/>
-                <w:szCs w:val="16"/>
-              </w:rPr>
-              <w:t xml:space="preserve"> }</w:t>
-            </w:r>
-            <w:proofErr w:type="gramEnd"/>
-            <w:r>
-              <w:rPr>
-                <w:sz w:val="16"/>
-                <w:szCs w:val="16"/>
-              </w:rPr>
-              <w:t>} руб.</w:t>
+                <w:rFonts w:ascii="Arial" w:hAnsi="Arial"/>
+                <w:sz w:val="16"/>
+                <w:szCs w:val="16"/>
+              </w:rPr>
+              <w:t>’] }} руб.</w:t>
             </w:r>
           </w:p>
         </w:tc>
@@ -842,17 +802,20 @@
               <w:bottom w:val="single" w:sz="4" w:space="0" w:color="auto"/>
               <w:right w:val="single" w:sz="4" w:space="0" w:color="auto"/>
             </w:tcBorders>
-          </w:tcPr>
-          <w:p>
-            <w:pPr>
-              <w:rPr>
-                <w:rFonts w:ascii="Arial" w:hAnsi="Arial"/>
-                <w:sz w:val="16"/>
-                <w:szCs w:val="16"/>
-              </w:rPr>
-            </w:pPr>
-            <w:r>
-              <w:rPr>
+            <w:vAlign w:val="center"/>
+          </w:tcPr>
+          <w:p>
+            <w:pPr>
+              <w:jc w:val="right"/>
+              <w:rPr>
+                <w:rFonts w:ascii="Arial" w:hAnsi="Arial"/>
+                <w:sz w:val="16"/>
+                <w:szCs w:val="16"/>
+              </w:rPr>
+            </w:pPr>
+            <w:r>
+              <w:rPr>
+                <w:rFonts w:ascii="Arial" w:hAnsi="Arial"/>
                 <w:sz w:val="16"/>
                 <w:szCs w:val="16"/>
               </w:rPr>
@@ -860,6 +823,7 @@
             </w:r>
             <w:r>
               <w:rPr>
+                <w:rFonts w:ascii="Arial" w:hAnsi="Arial"/>
                 <w:sz w:val="16"/>
                 <w:szCs w:val="16"/>
                 <w:lang w:val="en-US"/>
@@ -868,6 +832,7 @@
             </w:r>
             <w:r>
               <w:rPr>
+                <w:rFonts w:ascii="Arial" w:hAnsi="Arial"/>
                 <w:sz w:val="16"/>
                 <w:szCs w:val="16"/>
               </w:rPr>
@@ -876,6 +841,7 @@
             <w:proofErr w:type="spellStart"/>
             <w:r>
               <w:rPr>
+                <w:rFonts w:ascii="Arial" w:hAnsi="Arial"/>
                 <w:sz w:val="16"/>
                 <w:szCs w:val="16"/>
                 <w:lang w:val="en-US"/>
@@ -885,26 +851,11 @@
             <w:proofErr w:type="spellEnd"/>
             <w:r>
               <w:rPr>
-                <w:sz w:val="16"/>
-                <w:szCs w:val="16"/>
-              </w:rPr>
-              <w:t>’]</w:t>
-            </w:r>
-            <w:proofErr w:type="gramStart"/>
-            <w:r>
-              <w:rPr>
-                <w:sz w:val="16"/>
-                <w:szCs w:val="16"/>
-              </w:rPr>
-              <w:t xml:space="preserve"> }</w:t>
-            </w:r>
-            <w:proofErr w:type="gramEnd"/>
-            <w:r>
-              <w:rPr>
-                <w:sz w:val="16"/>
-                <w:szCs w:val="16"/>
-              </w:rPr>
-              <w:t>} руб.</w:t>
+                <w:rFonts w:ascii="Arial" w:hAnsi="Arial"/>
+                <w:sz w:val="16"/>
+                <w:szCs w:val="16"/>
+              </w:rPr>
+              <w:t>’] }} руб.</w:t>
             </w:r>
           </w:p>
         </w:tc>
@@ -920,7 +871,7 @@
               <w:bottom w:val="single" w:sz="4" w:space="0" w:color="auto"/>
               <w:right w:val="single" w:sz="4" w:space="0" w:color="auto"/>
             </w:tcBorders>
-            <w:vAlign w:val="bottom"/>
+            <w:vAlign w:val="center"/>
           </w:tcPr>
           <w:p>
             <w:pPr>
@@ -980,33 +931,29 @@
         </w:tc>
       </w:tr>
     </w:tbl>
-    <w:p/>
     <w:p>
       <w:pPr>
         <w:rPr>
-          <w:rFonts w:ascii="Arial" w:hAnsi="Arial"/>
-          <w:sz w:val="18"/>
-          <w:szCs w:val="18"/>
+          <w:rFonts w:hint="eastAsia"/>
         </w:rPr>
       </w:pPr>
-      <w:r>
-        <w:rPr>
-          <w:rFonts w:ascii="Arial" w:hAnsi="Arial"/>
-          <w:sz w:val="18"/>
-          <w:szCs w:val="18"/>
-        </w:rPr>
-        <w:t xml:space="preserve">1.2. </w:t>
-      </w:r>
-      <w:proofErr w:type="gramStart"/>
-      <w:r>
-        <w:rPr>
-          <w:rFonts w:ascii="Arial" w:hAnsi="Arial"/>
-          <w:sz w:val="18"/>
-          <w:szCs w:val="18"/>
-        </w:rPr>
-        <w:t>Настоящим договором «Продавец» подтверждает, что «Товар» принадлежит «Продавцу» на праве собственности, не заложен, не арестован, не обременен иными правами третьих лиц.</w:t>
-      </w:r>
-      <w:proofErr w:type="gramEnd"/>
+    </w:p>
+    <w:p>
+      <w:pPr>
+        <w:rPr>
+          <w:rFonts w:ascii="Arial" w:hAnsi="Arial"/>
+          <w:sz w:val="18"/>
+          <w:szCs w:val="18"/>
+        </w:rPr>
+      </w:pPr>
+      <w:r>
+        <w:rPr>
+          <w:rFonts w:ascii="Arial" w:hAnsi="Arial"/>
+          <w:sz w:val="18"/>
+          <w:szCs w:val="18"/>
+        </w:rPr>
+        <w:t>1.2. Настоящим договором «Продавец» подтверждает, что «Товар» принадлежит «Продавцу» на праве собственности, не заложен, не арестован, не обременен иными правами третьих лиц.</w:t>
+      </w:r>
     </w:p>
     <w:p>
       <w:pPr>
@@ -1046,17 +993,7 @@
           <w:sz w:val="18"/>
           <w:szCs w:val="18"/>
         </w:rPr>
-        <w:t xml:space="preserve">. </w:t>
-      </w:r>
-      <w:r>
-        <w:rPr>
-          <w:rFonts w:ascii="Arial" w:hAnsi="Arial"/>
-          <w:b/>
-          <w:bCs/>
-          <w:sz w:val="18"/>
-          <w:szCs w:val="18"/>
-        </w:rPr>
-        <w:t>СТОИМОСТЬ</w:t>
+        <w:t>. СТОИМОСТЬ</w:t>
       </w:r>
     </w:p>
     <w:p>
@@ -1075,14 +1012,6 @@
         </w:rPr>
         <w:t xml:space="preserve">2.1. Настоящим стороны согласуют, что общая стоимость «Товара» по настоящему договору составляет </w:t>
       </w:r>
-      <w:r>
-        <w:rPr>
-          <w:rFonts w:ascii="Arial" w:hAnsi="Arial"/>
-          <w:sz w:val="18"/>
-          <w:szCs w:val="18"/>
-        </w:rPr>
-        <w:t>{</w:t>
-      </w:r>
       <w:proofErr w:type="gramStart"/>
       <w:r>
         <w:rPr>
@@ -1090,18 +1019,70 @@
           <w:sz w:val="18"/>
           <w:szCs w:val="18"/>
         </w:rPr>
-        <w:t xml:space="preserve">{ </w:t>
+        <w:t xml:space="preserve">{{ </w:t>
       </w:r>
       <w:proofErr w:type="spellStart"/>
+      <w:r>
+        <w:rPr>
+          <w:rFonts w:ascii="Arial" w:hAnsi="Arial"/>
+          <w:sz w:val="18"/>
+          <w:szCs w:val="18"/>
+          <w:lang w:val="en-US"/>
+        </w:rPr>
+        <w:t>summ</w:t>
+      </w:r>
+      <w:proofErr w:type="spellEnd"/>
       <w:proofErr w:type="gramEnd"/>
       <w:r>
         <w:rPr>
           <w:rFonts w:ascii="Arial" w:hAnsi="Arial"/>
           <w:sz w:val="18"/>
           <w:szCs w:val="18"/>
+        </w:rPr>
+        <w:t>_</w:t>
+      </w:r>
+      <w:r>
+        <w:rPr>
+          <w:rFonts w:ascii="Arial" w:hAnsi="Arial"/>
+          <w:sz w:val="18"/>
+          <w:szCs w:val="18"/>
           <w:lang w:val="en-US"/>
         </w:rPr>
-        <w:t>summ</w:t>
+        <w:t>devices</w:t>
+      </w:r>
+      <w:r>
+        <w:rPr>
+          <w:rFonts w:ascii="Arial" w:hAnsi="Arial"/>
+          <w:sz w:val="18"/>
+          <w:szCs w:val="18"/>
+        </w:rPr>
+        <w:t xml:space="preserve"> }}</w:t>
+      </w:r>
+      <w:r>
+        <w:rPr>
+          <w:rFonts w:ascii="Arial" w:hAnsi="Arial"/>
+          <w:sz w:val="18"/>
+          <w:szCs w:val="18"/>
+        </w:rPr>
+        <w:t xml:space="preserve"> (</w:t>
+      </w:r>
+      <w:r>
+        <w:rPr>
+          <w:rFonts w:ascii="Arial" w:hAnsi="Arial"/>
+          <w:sz w:val="18"/>
+          <w:szCs w:val="18"/>
+        </w:rPr>
+        <w:t xml:space="preserve">{{ </w:t>
+      </w:r>
+      <w:proofErr w:type="spellStart"/>
+      <w:r>
+        <w:rPr>
+          <w:rFonts w:ascii="Arial" w:hAnsi="Arial"/>
+          <w:sz w:val="18"/>
+          <w:szCs w:val="18"/>
+          <w:lang w:val="en-US"/>
+        </w:rPr>
+        <w:t>propis</w:t>
       </w:r>
       <w:proofErr w:type="spellEnd"/>
       <w:r>
@@ -1112,7 +1093,6 @@
         </w:rPr>
         <w:t>_</w:t>
       </w:r>
-      <w:proofErr w:type="spellStart"/>
       <w:r>
         <w:rPr>
           <w:rFonts w:ascii="Arial" w:hAnsi="Arial"/>
@@ -1122,61 +1102,6 @@
         </w:rPr>
         <w:t>devices</w:t>
       </w:r>
-      <w:proofErr w:type="spellEnd"/>
-      <w:r>
-        <w:rPr>
-          <w:rFonts w:ascii="Arial" w:hAnsi="Arial"/>
-          <w:sz w:val="18"/>
-          <w:szCs w:val="18"/>
-        </w:rPr>
-        <w:t xml:space="preserve"> }}</w:t>
-      </w:r>
-      <w:r>
-        <w:rPr>
-          <w:rFonts w:ascii="Arial" w:hAnsi="Arial"/>
-          <w:sz w:val="18"/>
-          <w:szCs w:val="18"/>
-        </w:rPr>
-        <w:t xml:space="preserve"> (</w:t>
-      </w:r>
-      <w:r>
-        <w:rPr>
-          <w:rFonts w:ascii="Arial" w:hAnsi="Arial"/>
-          <w:sz w:val="18"/>
-          <w:szCs w:val="18"/>
-        </w:rPr>
-        <w:t xml:space="preserve">{{ </w:t>
-      </w:r>
-      <w:proofErr w:type="spellStart"/>
-      <w:r>
-        <w:rPr>
-          <w:rFonts w:ascii="Arial" w:hAnsi="Arial"/>
-          <w:sz w:val="18"/>
-          <w:szCs w:val="18"/>
-          <w:lang w:val="en-US"/>
-        </w:rPr>
-        <w:t>propis</w:t>
-      </w:r>
-      <w:proofErr w:type="spellEnd"/>
-      <w:r>
-        <w:rPr>
-          <w:rFonts w:ascii="Arial" w:hAnsi="Arial"/>
-          <w:sz w:val="18"/>
-          <w:szCs w:val="18"/>
-        </w:rPr>
-        <w:t>_</w:t>
-      </w:r>
-      <w:proofErr w:type="spellStart"/>
-      <w:r>
-        <w:rPr>
-          <w:rFonts w:ascii="Arial" w:hAnsi="Arial"/>
-          <w:sz w:val="18"/>
-          <w:szCs w:val="18"/>
-          <w:lang w:val="en-US"/>
-        </w:rPr>
-        <w:t>devices</w:t>
-      </w:r>
-      <w:proofErr w:type="spellEnd"/>
       <w:r>
         <w:rPr>
           <w:rFonts w:ascii="Arial" w:hAnsi="Arial"/>
@@ -1208,33 +1133,7 @@
           <w:sz w:val="18"/>
           <w:szCs w:val="18"/>
         </w:rPr>
-        <w:t xml:space="preserve">2.2. Оплата «Товара» по настоящему договору осуществляется в полном объеме (100%) </w:t>
-      </w:r>
-      <w:proofErr w:type="gramStart"/>
-      <w:r>
-        <w:rPr>
-          <w:rFonts w:ascii="Arial" w:hAnsi="Arial"/>
-          <w:sz w:val="18"/>
-          <w:szCs w:val="18"/>
-        </w:rPr>
-        <w:t>с даты подписания</w:t>
-      </w:r>
-      <w:proofErr w:type="gramEnd"/>
-      <w:r>
-        <w:rPr>
-          <w:rFonts w:ascii="Arial" w:hAnsi="Arial"/>
-          <w:sz w:val="18"/>
-          <w:szCs w:val="18"/>
-        </w:rPr>
-        <w:t xml:space="preserve"> сторонами настоя</w:t>
-      </w:r>
-      <w:r>
-        <w:rPr>
-          <w:rFonts w:ascii="Arial" w:hAnsi="Arial"/>
-          <w:sz w:val="18"/>
-          <w:szCs w:val="18"/>
-        </w:rPr>
-        <w:t>щего договора.</w:t>
+        <w:t>2.2. Оплата «Товара» по настоящему договору осуществляется в полном объеме (100%) с даты подписания сторонами настоящего договора.</w:t>
       </w:r>
     </w:p>
     <w:p>
@@ -1251,25 +1150,7 @@
           <w:sz w:val="18"/>
           <w:szCs w:val="18"/>
         </w:rPr>
-        <w:t xml:space="preserve">2.3. Оплата товара возможна в течение 2 (двух) банковских дней, </w:t>
-      </w:r>
-      <w:proofErr w:type="gramStart"/>
-      <w:r>
-        <w:rPr>
-          <w:rFonts w:ascii="Arial" w:hAnsi="Arial"/>
-          <w:sz w:val="18"/>
-          <w:szCs w:val="18"/>
-        </w:rPr>
-        <w:t>с даты выставления</w:t>
-      </w:r>
-      <w:proofErr w:type="gramEnd"/>
-      <w:r>
-        <w:rPr>
-          <w:rFonts w:ascii="Arial" w:hAnsi="Arial"/>
-          <w:sz w:val="18"/>
-          <w:szCs w:val="18"/>
-        </w:rPr>
-        <w:t xml:space="preserve"> счета</w:t>
+        <w:t>2.3. Оплата товара возможна в течение 2 (двух) банковских дней, с даты выставления счета</w:t>
       </w:r>
     </w:p>
     <w:p>
@@ -1317,33 +1198,7 @@
           <w:sz w:val="18"/>
           <w:szCs w:val="18"/>
         </w:rPr>
-        <w:t xml:space="preserve">3.1. Товар по настоящему договору подлежит передаче в течение 14 дней </w:t>
-      </w:r>
-      <w:proofErr w:type="gramStart"/>
-      <w:r>
-        <w:rPr>
-          <w:rFonts w:ascii="Arial" w:hAnsi="Arial"/>
-          <w:sz w:val="18"/>
-          <w:szCs w:val="18"/>
-        </w:rPr>
-        <w:t>с даты осуществления</w:t>
-      </w:r>
-      <w:proofErr w:type="gramEnd"/>
-      <w:r>
-        <w:rPr>
-          <w:rFonts w:ascii="Arial" w:hAnsi="Arial"/>
-          <w:sz w:val="18"/>
-          <w:szCs w:val="18"/>
-        </w:rPr>
-        <w:t xml:space="preserve"> «Покупателем» предварительной опл</w:t>
-      </w:r>
-      <w:r>
-        <w:rPr>
-          <w:rFonts w:ascii="Arial" w:hAnsi="Arial"/>
-          <w:sz w:val="18"/>
-          <w:szCs w:val="18"/>
-        </w:rPr>
-        <w:t>аты.</w:t>
+        <w:t>3.1. Товар по настоящему договору подлежит передаче в течение 14 дней с даты осуществления «Покупателем» предварительной оплаты.</w:t>
       </w:r>
     </w:p>
     <w:p>
@@ -1381,29 +1236,18 @@
       </w:r>
     </w:p>
     <w:p>
-      <w:r>
-        <w:rPr>
-          <w:rFonts w:ascii="Arial" w:hAnsi="Arial"/>
-          <w:sz w:val="18"/>
-          <w:szCs w:val="18"/>
-        </w:rPr>
-        <w:t xml:space="preserve">3.4. </w:t>
-      </w:r>
-      <w:r>
-        <w:rPr>
-          <w:rFonts w:ascii="Arial" w:hAnsi="Arial"/>
-          <w:sz w:val="18"/>
-          <w:szCs w:val="18"/>
-        </w:rPr>
-        <w:t>Право собственности и риск случайной гибели товара переходит от «Продавца» к «Покупателю» в момент под</w:t>
-      </w:r>
-      <w:r>
-        <w:rPr>
-          <w:rFonts w:ascii="Arial" w:hAnsi="Arial"/>
-          <w:sz w:val="18"/>
-          <w:szCs w:val="18"/>
-        </w:rPr>
-        <w:t>писания товарной накладной.</w:t>
+      <w:pPr>
+        <w:rPr>
+          <w:rFonts w:hint="eastAsia"/>
+        </w:rPr>
+      </w:pPr>
+      <w:r>
+        <w:rPr>
+          <w:rFonts w:ascii="Arial" w:hAnsi="Arial"/>
+          <w:sz w:val="18"/>
+          <w:szCs w:val="18"/>
+        </w:rPr>
+        <w:t>3.4. Право собственности и риск случайной гибели товара переходит от «Продавца» к «Покупателю» в момент подписания товарной накладной.</w:t>
       </w:r>
     </w:p>
     <w:p>
@@ -1419,6 +1263,7 @@
       <w:pPr>
         <w:jc w:val="center"/>
         <w:rPr>
+          <w:rFonts w:hint="eastAsia"/>
           <w:b/>
           <w:bCs/>
         </w:rPr>
@@ -1435,6 +1280,11 @@
       </w:r>
     </w:p>
     <w:p>
+      <w:pPr>
+        <w:rPr>
+          <w:rFonts w:hint="eastAsia"/>
+        </w:rPr>
+      </w:pPr>
       <w:r>
         <w:rPr>
           <w:rFonts w:ascii="Arial" w:hAnsi="Arial"/>
@@ -1445,42 +1295,34 @@
       </w:r>
     </w:p>
     <w:p>
-      <w:r>
-        <w:rPr>
-          <w:rFonts w:ascii="Arial" w:hAnsi="Arial"/>
-          <w:sz w:val="18"/>
-          <w:szCs w:val="18"/>
-        </w:rPr>
-        <w:t>4.2. Покупатель обязан принять переданный ему товар, за исключением случаев, когда он вправе потребовать за</w:t>
-      </w:r>
-      <w:r>
-        <w:rPr>
-          <w:rFonts w:ascii="Arial" w:hAnsi="Arial"/>
-          <w:sz w:val="18"/>
-          <w:szCs w:val="18"/>
-        </w:rPr>
-        <w:t>мены товара или отказаться от исполнения договора купли-продажи.</w:t>
+      <w:pPr>
+        <w:rPr>
+          <w:rFonts w:hint="eastAsia"/>
+        </w:rPr>
+      </w:pPr>
+      <w:r>
+        <w:rPr>
+          <w:rFonts w:ascii="Arial" w:hAnsi="Arial"/>
+          <w:sz w:val="18"/>
+          <w:szCs w:val="18"/>
+        </w:rPr>
+        <w:t>4.2. Покупатель обязан принять переданный ему товар, за исключением случаев, когда он вправе потребовать замены товара или отказаться от исполнения договора купли-продажи.</w:t>
       </w:r>
     </w:p>
     <w:p>
-      <w:r>
-        <w:rPr>
-          <w:rFonts w:ascii="Arial" w:hAnsi="Arial"/>
-          <w:sz w:val="18"/>
-          <w:szCs w:val="18"/>
-        </w:rPr>
-        <w:t xml:space="preserve">4.3. </w:t>
-      </w:r>
-      <w:proofErr w:type="gramStart"/>
-      <w:r>
-        <w:rPr>
-          <w:rFonts w:ascii="Arial" w:hAnsi="Arial"/>
-          <w:sz w:val="18"/>
-          <w:szCs w:val="18"/>
-        </w:rPr>
-        <w:t>Продавец обязан передать «Товар» после оплаты «Покупателем» в соответствующих количестве и качестве</w:t>
-      </w:r>
-      <w:proofErr w:type="gramEnd"/>
+      <w:pPr>
+        <w:rPr>
+          <w:rFonts w:hint="eastAsia"/>
+        </w:rPr>
+      </w:pPr>
+      <w:r>
+        <w:rPr>
+          <w:rFonts w:ascii="Arial" w:hAnsi="Arial"/>
+          <w:sz w:val="18"/>
+          <w:szCs w:val="18"/>
+        </w:rPr>
+        <w:t>4.3. Продавец обязан передать «Товар» после оплаты «Покупателем» в соответствующих количестве и качестве</w:t>
+      </w:r>
     </w:p>
     <w:p>
       <w:pPr>
@@ -1495,6 +1337,7 @@
       <w:pPr>
         <w:jc w:val="center"/>
         <w:rPr>
+          <w:rFonts w:hint="eastAsia"/>
           <w:b/>
           <w:bCs/>
         </w:rPr>
@@ -1511,67 +1354,48 @@
       </w:r>
     </w:p>
     <w:p>
-      <w:r>
-        <w:rPr>
-          <w:rFonts w:ascii="Arial" w:hAnsi="Arial"/>
-          <w:sz w:val="18"/>
-          <w:szCs w:val="18"/>
-        </w:rPr>
-        <w:t>5.1. Настоящий договор составлен в двух экземплярах на 2 (двух) ст</w:t>
-      </w:r>
-      <w:r>
-        <w:rPr>
-          <w:rFonts w:ascii="Arial" w:hAnsi="Arial"/>
-          <w:sz w:val="18"/>
-          <w:szCs w:val="18"/>
-        </w:rPr>
-        <w:t>раницах каждый.</w:t>
+      <w:pPr>
+        <w:rPr>
+          <w:rFonts w:hint="eastAsia"/>
+        </w:rPr>
+      </w:pPr>
+      <w:r>
+        <w:rPr>
+          <w:rFonts w:ascii="Arial" w:hAnsi="Arial"/>
+          <w:sz w:val="18"/>
+          <w:szCs w:val="18"/>
+        </w:rPr>
+        <w:t>5.1. Настоящий договор составлен в двух экземплярах на 2 (двух) страницах каждый.</w:t>
       </w:r>
     </w:p>
     <w:p>
-      <w:r>
-        <w:rPr>
-          <w:rFonts w:ascii="Arial" w:hAnsi="Arial"/>
-          <w:sz w:val="18"/>
-          <w:szCs w:val="18"/>
-        </w:rPr>
-        <w:t xml:space="preserve">5.2. В случае возникновения споров и разногласий для сторон является обязательным досудебный претензионный порядок рассмотрения споров. Срок рассмотрения претензии – 10 календарных дней </w:t>
-      </w:r>
-      <w:proofErr w:type="gramStart"/>
-      <w:r>
-        <w:rPr>
-          <w:rFonts w:ascii="Arial" w:hAnsi="Arial"/>
-          <w:sz w:val="18"/>
-          <w:szCs w:val="18"/>
-        </w:rPr>
-        <w:t>с даты получения</w:t>
-      </w:r>
-      <w:proofErr w:type="gramEnd"/>
-      <w:r>
-        <w:rPr>
-          <w:rFonts w:ascii="Arial" w:hAnsi="Arial"/>
-          <w:sz w:val="18"/>
-          <w:szCs w:val="18"/>
-        </w:rPr>
-        <w:t xml:space="preserve"> такой претензии.</w:t>
+      <w:pPr>
+        <w:rPr>
+          <w:rFonts w:hint="eastAsia"/>
+        </w:rPr>
+      </w:pPr>
+      <w:r>
+        <w:rPr>
+          <w:rFonts w:ascii="Arial" w:hAnsi="Arial"/>
+          <w:sz w:val="18"/>
+          <w:szCs w:val="18"/>
+        </w:rPr>
+        <w:t>5.2. В случае возникновения споров и разногласий для сторон является обязательным досудебный претензионный порядок рассмотрения споров. Срок рассмотрения претензии – 10 календарных дней с даты получения такой претензии.</w:t>
       </w:r>
     </w:p>
     <w:p>
-      <w:r>
-        <w:rPr>
-          <w:rFonts w:ascii="Arial" w:hAnsi="Arial"/>
-          <w:sz w:val="18"/>
-          <w:szCs w:val="18"/>
-        </w:rPr>
-        <w:t>5.3. Любая корреспон</w:t>
-      </w:r>
-      <w:r>
-        <w:rPr>
-          <w:rFonts w:ascii="Arial" w:hAnsi="Arial"/>
-          <w:sz w:val="18"/>
-          <w:szCs w:val="18"/>
-        </w:rPr>
-        <w:t>денция по настоящему договору является отправленной надлежащим образом, если таковая отправляется почтовой корреспонденцией заказным письмом по следующим адресам, указанным сторонами в качестве почтового в пункте 6 настоящего договора.</w:t>
+      <w:pPr>
+        <w:rPr>
+          <w:rFonts w:hint="eastAsia"/>
+        </w:rPr>
+      </w:pPr>
+      <w:r>
+        <w:rPr>
+          <w:rFonts w:ascii="Arial" w:hAnsi="Arial"/>
+          <w:sz w:val="18"/>
+          <w:szCs w:val="18"/>
+        </w:rPr>
+        <w:t>5.3. Любая корреспонденция по настоящему договору является отправленной надлежащим образом, если таковая отправляется почтовой корреспонденцией заказным письмом по следующим адресам, указанным сторонами в качестве почтового в пункте 6 настоящего договора.</w:t>
       </w:r>
     </w:p>
     <w:p>
@@ -1587,6 +1411,7 @@
       <w:pPr>
         <w:jc w:val="center"/>
         <w:rPr>
+          <w:rFonts w:hint="eastAsia"/>
           <w:b/>
           <w:bCs/>
         </w:rPr>
@@ -1599,17 +1424,7 @@
           <w:sz w:val="18"/>
           <w:szCs w:val="18"/>
         </w:rPr>
-        <w:t>6. ПОДПИСИ И РЕКВИЗ</w:t>
-      </w:r>
-      <w:r>
-        <w:rPr>
-          <w:rFonts w:ascii="Arial" w:hAnsi="Arial"/>
-          <w:b/>
-          <w:bCs/>
-          <w:sz w:val="18"/>
-          <w:szCs w:val="18"/>
-        </w:rPr>
-        <w:t>ИТЫ СТОРОН.</w:t>
+        <w:t>6. ПОДПИСИ И РЕКВИЗИТЫ СТОРОН.</w:t>
       </w:r>
     </w:p>
     <w:p>
@@ -1651,7 +1466,7 @@
           </w:tcPr>
           <w:p>
             <w:pPr>
-              <w:pStyle w:val="a8"/>
+              <w:pStyle w:val="a7"/>
               <w:jc w:val="center"/>
               <w:rPr>
                 <w:rFonts w:ascii="Arial" w:hAnsi="Arial"/>
@@ -1685,7 +1500,7 @@
           </w:tcPr>
           <w:p>
             <w:pPr>
-              <w:pStyle w:val="a8"/>
+              <w:pStyle w:val="a7"/>
               <w:jc w:val="center"/>
               <w:rPr>
                 <w:rFonts w:ascii="Arial" w:hAnsi="Arial"/>
@@ -1747,7 +1562,7 @@
           </w:tcPr>
           <w:p>
             <w:pPr>
-              <w:pStyle w:val="a8"/>
+              <w:pStyle w:val="a7"/>
               <w:rPr>
                 <w:rFonts w:ascii="Arial" w:hAnsi="Arial"/>
                 <w:sz w:val="18"/>
@@ -1778,7 +1593,7 @@
           </w:tcPr>
           <w:p>
             <w:pPr>
-              <w:pStyle w:val="a8"/>
+              <w:pStyle w:val="a7"/>
               <w:rPr>
                 <w:rFonts w:ascii="Arial" w:hAnsi="Arial"/>
                 <w:sz w:val="16"/>
@@ -1801,20 +1616,9 @@
                 <w:szCs w:val="16"/>
                 <w:lang w:val="en-US"/>
               </w:rPr>
-              <w:t>{</w:t>
-            </w:r>
-            <w:proofErr w:type="gramStart"/>
-            <w:r>
-              <w:rPr>
-                <w:rFonts w:ascii="Arial" w:hAnsi="Arial"/>
-                <w:sz w:val="16"/>
-                <w:szCs w:val="16"/>
-                <w:lang w:val="en-US"/>
-              </w:rPr>
-              <w:t xml:space="preserve">{ </w:t>
+              <w:t xml:space="preserve">{{ </w:t>
             </w:r>
             <w:proofErr w:type="spellStart"/>
-            <w:proofErr w:type="gramEnd"/>
             <w:r>
               <w:rPr>
                 <w:rFonts w:ascii="Arial" w:hAnsi="Arial"/>
@@ -1847,7 +1651,7 @@
           </w:tcPr>
           <w:p>
             <w:pPr>
-              <w:pStyle w:val="a8"/>
+              <w:pStyle w:val="a7"/>
               <w:rPr>
                 <w:rFonts w:ascii="Arial" w:hAnsi="Arial"/>
                 <w:sz w:val="18"/>
@@ -1898,7 +1702,7 @@
           </w:tcPr>
           <w:p>
             <w:pPr>
-              <w:pStyle w:val="a8"/>
+              <w:pStyle w:val="a7"/>
               <w:rPr>
                 <w:rFonts w:ascii="Arial" w:hAnsi="Arial"/>
                 <w:sz w:val="16"/>
@@ -1921,20 +1725,9 @@
                 <w:szCs w:val="16"/>
                 <w:lang w:val="en-US"/>
               </w:rPr>
-              <w:t>{</w:t>
-            </w:r>
-            <w:proofErr w:type="gramStart"/>
-            <w:r>
-              <w:rPr>
-                <w:rFonts w:ascii="Arial" w:hAnsi="Arial"/>
-                <w:sz w:val="16"/>
-                <w:szCs w:val="16"/>
-                <w:lang w:val="en-US"/>
-              </w:rPr>
-              <w:t xml:space="preserve">{ </w:t>
+              <w:t xml:space="preserve">{{ </w:t>
             </w:r>
             <w:proofErr w:type="spellStart"/>
-            <w:proofErr w:type="gramEnd"/>
             <w:r>
               <w:rPr>
                 <w:rFonts w:ascii="Arial" w:hAnsi="Arial"/>
@@ -1967,7 +1760,7 @@
           </w:tcPr>
           <w:p>
             <w:pPr>
-              <w:pStyle w:val="a8"/>
+              <w:pStyle w:val="a7"/>
               <w:rPr>
                 <w:rFonts w:ascii="Arial" w:hAnsi="Arial"/>
                 <w:sz w:val="18"/>
@@ -2018,7 +1811,7 @@
           </w:tcPr>
           <w:p>
             <w:pPr>
-              <w:pStyle w:val="a8"/>
+              <w:pStyle w:val="a7"/>
               <w:rPr>
                 <w:rFonts w:ascii="Arial" w:hAnsi="Arial"/>
                 <w:sz w:val="16"/>
@@ -2041,20 +1834,9 @@
                 <w:szCs w:val="16"/>
                 <w:lang w:val="en-US"/>
               </w:rPr>
-              <w:t>{</w:t>
-            </w:r>
-            <w:proofErr w:type="gramStart"/>
-            <w:r>
-              <w:rPr>
-                <w:rFonts w:ascii="Arial" w:hAnsi="Arial"/>
-                <w:sz w:val="16"/>
-                <w:szCs w:val="16"/>
-                <w:lang w:val="en-US"/>
-              </w:rPr>
-              <w:t xml:space="preserve">{ </w:t>
+              <w:t xml:space="preserve">{{ </w:t>
             </w:r>
             <w:proofErr w:type="spellStart"/>
-            <w:proofErr w:type="gramEnd"/>
             <w:r>
               <w:rPr>
                 <w:rFonts w:ascii="Arial" w:hAnsi="Arial"/>
@@ -2087,7 +1869,7 @@
           </w:tcPr>
           <w:p>
             <w:pPr>
-              <w:pStyle w:val="a8"/>
+              <w:pStyle w:val="a7"/>
               <w:rPr>
                 <w:rFonts w:ascii="Arial" w:hAnsi="Arial"/>
                 <w:sz w:val="18"/>
@@ -2138,7 +1920,7 @@
           </w:tcPr>
           <w:p>
             <w:pPr>
-              <w:pStyle w:val="a8"/>
+              <w:pStyle w:val="a7"/>
               <w:rPr>
                 <w:rFonts w:ascii="Arial" w:hAnsi="Arial"/>
                 <w:sz w:val="16"/>
@@ -2161,20 +1943,9 @@
                 <w:szCs w:val="16"/>
                 <w:lang w:val="en-US"/>
               </w:rPr>
-              <w:t>{</w:t>
-            </w:r>
-            <w:proofErr w:type="gramStart"/>
-            <w:r>
-              <w:rPr>
-                <w:rFonts w:ascii="Arial" w:hAnsi="Arial"/>
-                <w:sz w:val="16"/>
-                <w:szCs w:val="16"/>
-                <w:lang w:val="en-US"/>
-              </w:rPr>
-              <w:t xml:space="preserve">{ </w:t>
+              <w:t xml:space="preserve">{{ </w:t>
             </w:r>
             <w:proofErr w:type="spellStart"/>
-            <w:proofErr w:type="gramEnd"/>
             <w:r>
               <w:rPr>
                 <w:rFonts w:ascii="Arial" w:hAnsi="Arial"/>
@@ -2207,7 +1978,7 @@
           </w:tcPr>
           <w:p>
             <w:pPr>
-              <w:pStyle w:val="a8"/>
+              <w:pStyle w:val="a7"/>
               <w:rPr>
                 <w:rFonts w:ascii="Arial" w:hAnsi="Arial"/>
                 <w:sz w:val="18"/>
@@ -2258,7 +2029,7 @@
           </w:tcPr>
           <w:p>
             <w:pPr>
-              <w:pStyle w:val="a8"/>
+              <w:pStyle w:val="a7"/>
               <w:rPr>
                 <w:rFonts w:ascii="Arial" w:hAnsi="Arial"/>
                 <w:sz w:val="16"/>
@@ -2281,20 +2052,9 @@
                 <w:szCs w:val="16"/>
                 <w:lang w:val="en-US"/>
               </w:rPr>
-              <w:t>{</w:t>
-            </w:r>
-            <w:proofErr w:type="gramStart"/>
-            <w:r>
-              <w:rPr>
-                <w:rFonts w:ascii="Arial" w:hAnsi="Arial"/>
-                <w:sz w:val="16"/>
-                <w:szCs w:val="16"/>
-                <w:lang w:val="en-US"/>
-              </w:rPr>
-              <w:t xml:space="preserve">{ </w:t>
+              <w:t xml:space="preserve">{{ </w:t>
             </w:r>
             <w:proofErr w:type="spellStart"/>
-            <w:proofErr w:type="gramEnd"/>
             <w:r>
               <w:rPr>
                 <w:rFonts w:ascii="Arial" w:hAnsi="Arial"/>
@@ -2327,7 +2087,7 @@
           </w:tcPr>
           <w:p>
             <w:pPr>
-              <w:pStyle w:val="a8"/>
+              <w:pStyle w:val="a7"/>
               <w:rPr>
                 <w:rFonts w:ascii="Arial" w:hAnsi="Arial"/>
                 <w:sz w:val="18"/>
@@ -2378,7 +2138,7 @@
           </w:tcPr>
           <w:p>
             <w:pPr>
-              <w:pStyle w:val="a8"/>
+              <w:pStyle w:val="a7"/>
               <w:rPr>
                 <w:rFonts w:ascii="Arial" w:hAnsi="Arial"/>
                 <w:sz w:val="16"/>
@@ -2401,20 +2161,9 @@
                 <w:szCs w:val="16"/>
                 <w:lang w:val="en-US"/>
               </w:rPr>
-              <w:t>{</w:t>
-            </w:r>
-            <w:proofErr w:type="gramStart"/>
-            <w:r>
-              <w:rPr>
-                <w:rFonts w:ascii="Arial" w:hAnsi="Arial"/>
-                <w:sz w:val="16"/>
-                <w:szCs w:val="16"/>
-                <w:lang w:val="en-US"/>
-              </w:rPr>
-              <w:t xml:space="preserve">{ </w:t>
+              <w:t xml:space="preserve">{{ </w:t>
             </w:r>
             <w:proofErr w:type="spellStart"/>
-            <w:proofErr w:type="gramEnd"/>
             <w:r>
               <w:rPr>
                 <w:rFonts w:ascii="Arial" w:hAnsi="Arial"/>
@@ -2447,7 +2196,7 @@
           </w:tcPr>
           <w:p>
             <w:pPr>
-              <w:pStyle w:val="a8"/>
+              <w:pStyle w:val="a7"/>
               <w:rPr>
                 <w:rFonts w:ascii="Arial" w:hAnsi="Arial"/>
                 <w:sz w:val="18"/>
@@ -2506,7 +2255,7 @@
           </w:tcPr>
           <w:p>
             <w:pPr>
-              <w:pStyle w:val="a8"/>
+              <w:pStyle w:val="a7"/>
               <w:rPr>
                 <w:rFonts w:ascii="Arial" w:hAnsi="Arial"/>
                 <w:sz w:val="16"/>
@@ -2555,20 +2304,9 @@
                 <w:szCs w:val="16"/>
                 <w:lang w:val="en-US"/>
               </w:rPr>
-              <w:t>{</w:t>
-            </w:r>
-            <w:proofErr w:type="gramStart"/>
-            <w:r>
-              <w:rPr>
-                <w:rFonts w:ascii="Arial" w:hAnsi="Arial"/>
-                <w:sz w:val="16"/>
-                <w:szCs w:val="16"/>
-                <w:lang w:val="en-US"/>
-              </w:rPr>
-              <w:t xml:space="preserve">{ </w:t>
+              <w:t xml:space="preserve">{{ </w:t>
             </w:r>
             <w:proofErr w:type="spellStart"/>
-            <w:proofErr w:type="gramEnd"/>
             <w:r>
               <w:rPr>
                 <w:rFonts w:ascii="Arial" w:hAnsi="Arial"/>
@@ -2601,7 +2339,7 @@
           </w:tcPr>
           <w:p>
             <w:pPr>
-              <w:pStyle w:val="a8"/>
+              <w:pStyle w:val="a7"/>
               <w:rPr>
                 <w:rFonts w:ascii="Arial" w:hAnsi="Arial"/>
                 <w:sz w:val="18"/>
@@ -2660,31 +2398,21 @@
           </w:tcPr>
           <w:p>
             <w:pPr>
-              <w:pStyle w:val="a8"/>
-              <w:rPr>
-                <w:rFonts w:ascii="Arial" w:hAnsi="Arial"/>
-                <w:sz w:val="16"/>
-                <w:szCs w:val="16"/>
-                <w:lang w:val="en-US"/>
-              </w:rPr>
-            </w:pPr>
-            <w:proofErr w:type="gramStart"/>
-            <w:r>
-              <w:rPr>
-                <w:rFonts w:ascii="Arial" w:hAnsi="Arial"/>
-                <w:sz w:val="16"/>
-                <w:szCs w:val="16"/>
-              </w:rPr>
-              <w:t>р</w:t>
-            </w:r>
-            <w:proofErr w:type="gramEnd"/>
-            <w:r>
-              <w:rPr>
-                <w:rFonts w:ascii="Arial" w:hAnsi="Arial"/>
-                <w:sz w:val="16"/>
-                <w:szCs w:val="16"/>
-              </w:rPr>
-              <w:t xml:space="preserve">/с: </w:t>
+              <w:pStyle w:val="a7"/>
+              <w:rPr>
+                <w:rFonts w:ascii="Arial" w:hAnsi="Arial"/>
+                <w:sz w:val="16"/>
+                <w:szCs w:val="16"/>
+                <w:lang w:val="en-US"/>
+              </w:rPr>
+            </w:pPr>
+            <w:r>
+              <w:rPr>
+                <w:rFonts w:ascii="Arial" w:hAnsi="Arial"/>
+                <w:sz w:val="16"/>
+                <w:szCs w:val="16"/>
+              </w:rPr>
+              <w:t xml:space="preserve">р/с: </w:t>
             </w:r>
             <w:r>
               <w:rPr>
@@ -2728,7 +2456,7 @@
           </w:tcPr>
           <w:p>
             <w:pPr>
-              <w:pStyle w:val="a8"/>
+              <w:pStyle w:val="a7"/>
               <w:rPr>
                 <w:rFonts w:ascii="Arial" w:hAnsi="Arial"/>
                 <w:sz w:val="18"/>
@@ -2775,7 +2503,7 @@
           </w:tcPr>
           <w:p>
             <w:pPr>
-              <w:pStyle w:val="a8"/>
+              <w:pStyle w:val="a7"/>
               <w:jc w:val="right"/>
               <w:rPr>
                 <w:rFonts w:ascii="Arial" w:hAnsi="Arial"/>
@@ -2787,7 +2515,7 @@
           </w:p>
           <w:p>
             <w:pPr>
-              <w:pStyle w:val="a8"/>
+              <w:pStyle w:val="a7"/>
               <w:jc w:val="right"/>
               <w:rPr>
                 <w:rFonts w:ascii="Arial" w:hAnsi="Arial"/>
@@ -2851,7 +2579,7 @@
           </w:tcPr>
           <w:p>
             <w:pPr>
-              <w:pStyle w:val="a8"/>
+              <w:pStyle w:val="a7"/>
               <w:jc w:val="right"/>
               <w:rPr>
                 <w:rFonts w:ascii="Arial" w:hAnsi="Arial"/>
@@ -2863,7 +2591,7 @@
           </w:p>
           <w:p>
             <w:pPr>
-              <w:pStyle w:val="a8"/>
+              <w:pStyle w:val="a7"/>
               <w:jc w:val="right"/>
               <w:rPr>
                 <w:rFonts w:ascii="Arial" w:hAnsi="Arial"/>
@@ -2925,7 +2653,7 @@
 </file>
 
 <file path=word/styles.xml><?xml version="1.0" encoding="utf-8"?>
-<w:styles xmlns:mc="http://schemas.openxmlformats.org/markup-compatibility/2006" xmlns:r="http://schemas.openxmlformats.org/officeDocument/2006/relationships" xmlns:w="http://schemas.openxmlformats.org/wordprocessingml/2006/main" xmlns:w14="http://schemas.microsoft.com/office/word/2010/wordml" mc:Ignorable="w14">
+<w:styles xmlns:mc="http://schemas.openxmlformats.org/markup-compatibility/2006" xmlns:r="http://schemas.openxmlformats.org/officeDocument/2006/relationships" xmlns:w="http://schemas.openxmlformats.org/wordprocessingml/2006/main" xmlns:w14="http://schemas.microsoft.com/office/word/2010/wordml" xmlns:w15="http://schemas.microsoft.com/office/word/2012/wordml" xmlns:w16se="http://schemas.microsoft.com/office/word/2015/wordml/symex" mc:Ignorable="w14 w15 w16se">
   <w:docDefaults>
     <w:rPrDefault>
       <w:rPr>
@@ -2942,144 +2670,378 @@
       </w:pPr>
     </w:pPrDefault>
   </w:docDefaults>
-  <w:latentStyles w:defLockedState="0" w:defUIPriority="99" w:defSemiHidden="1" w:defUnhideWhenUsed="1" w:defQFormat="0" w:count="267">
-    <w:lsdException w:name="Normal" w:semiHidden="0" w:uiPriority="0" w:unhideWhenUsed="0" w:qFormat="1"/>
-    <w:lsdException w:name="heading 1" w:semiHidden="0" w:uiPriority="9" w:unhideWhenUsed="0" w:qFormat="1"/>
-    <w:lsdException w:name="heading 2" w:uiPriority="9" w:qFormat="1"/>
-    <w:lsdException w:name="heading 3" w:uiPriority="9" w:qFormat="1"/>
-    <w:lsdException w:name="heading 4" w:uiPriority="9" w:qFormat="1"/>
-    <w:lsdException w:name="heading 5" w:uiPriority="9" w:qFormat="1"/>
-    <w:lsdException w:name="heading 6" w:uiPriority="9" w:qFormat="1"/>
-    <w:lsdException w:name="heading 7" w:uiPriority="9" w:qFormat="1"/>
-    <w:lsdException w:name="heading 8" w:uiPriority="9" w:qFormat="1"/>
-    <w:lsdException w:name="heading 9" w:uiPriority="9" w:qFormat="1"/>
-    <w:lsdException w:name="toc 1" w:uiPriority="39"/>
-    <w:lsdException w:name="toc 2" w:uiPriority="39"/>
-    <w:lsdException w:name="toc 3" w:uiPriority="39"/>
-    <w:lsdException w:name="toc 4" w:uiPriority="39"/>
-    <w:lsdException w:name="toc 5" w:uiPriority="39"/>
-    <w:lsdException w:name="toc 6" w:uiPriority="39"/>
-    <w:lsdException w:name="toc 7" w:uiPriority="39"/>
-    <w:lsdException w:name="toc 8" w:uiPriority="39"/>
-    <w:lsdException w:name="toc 9" w:uiPriority="39"/>
-    <w:lsdException w:name="caption" w:uiPriority="35" w:qFormat="1"/>
-    <w:lsdException w:name="Title" w:semiHidden="0" w:uiPriority="10" w:unhideWhenUsed="0" w:qFormat="1"/>
-    <w:lsdException w:name="Default Paragraph Font" w:uiPriority="1"/>
-    <w:lsdException w:name="Subtitle" w:semiHidden="0" w:uiPriority="11" w:unhideWhenUsed="0" w:qFormat="1"/>
-    <w:lsdException w:name="Strong" w:semiHidden="0" w:uiPriority="22" w:unhideWhenUsed="0" w:qFormat="1"/>
-    <w:lsdException w:name="Emphasis" w:semiHidden="0" w:uiPriority="20" w:unhideWhenUsed="0" w:qFormat="1"/>
-    <w:lsdException w:name="Table Grid" w:semiHidden="0" w:uiPriority="59" w:unhideWhenUsed="0"/>
-    <w:lsdException w:name="Placeholder Text" w:unhideWhenUsed="0"/>
-    <w:lsdException w:name="No Spacing" w:semiHidden="0" w:uiPriority="1" w:unhideWhenUsed="0" w:qFormat="1"/>
-    <w:lsdException w:name="Light Shading" w:semiHidden="0" w:uiPriority="60" w:unhideWhenUsed="0"/>
-    <w:lsdException w:name="Light List" w:semiHidden="0" w:uiPriority="61" w:unhideWhenUsed="0"/>
-    <w:lsdException w:name="Light Grid" w:semiHidden="0" w:uiPriority="62" w:unhideWhenUsed="0"/>
-    <w:lsdException w:name="Medium Shading 1" w:semiHidden="0" w:uiPriority="63" w:unhideWhenUsed="0"/>
-    <w:lsdException w:name="Medium Shading 2" w:semiHidden="0" w:uiPriority="64" w:unhideWhenUsed="0"/>
-    <w:lsdException w:name="Medium List 1" w:semiHidden="0" w:uiPriority="65" w:unhideWhenUsed="0"/>
-    <w:lsdException w:name="Medium List 2" w:semiHidden="0" w:uiPriority="66" w:unhideWhenUsed="0"/>
-    <w:lsdException w:name="Medium Grid 1" w:semiHidden="0" w:uiPriority="67" w:unhideWhenUsed="0"/>
-    <w:lsdException w:name="Medium Grid 2" w:semiHidden="0" w:uiPriority="68" w:unhideWhenUsed="0"/>
-    <w:lsdException w:name="Medium Grid 3" w:semiHidden="0" w:uiPriority="69" w:unhideWhenUsed="0"/>
-    <w:lsdException w:name="Dark List" w:semiHidden="0" w:uiPriority="70" w:unhideWhenUsed="0"/>
-    <w:lsdException w:name="Colorful Shading" w:semiHidden="0" w:uiPriority="71" w:unhideWhenUsed="0"/>
-    <w:lsdException w:name="Colorful List" w:semiHidden="0" w:uiPriority="72" w:unhideWhenUsed="0"/>
-    <w:lsdException w:name="Colorful Grid" w:semiHidden="0" w:uiPriority="73" w:unhideWhenUsed="0"/>
-    <w:lsdException w:name="Light Shading Accent 1" w:semiHidden="0" w:uiPriority="60" w:unhideWhenUsed="0"/>
-    <w:lsdException w:name="Light List Accent 1" w:semiHidden="0" w:uiPriority="61" w:unhideWhenUsed="0"/>
-    <w:lsdException w:name="Light Grid Accent 1" w:semiHidden="0" w:uiPriority="62" w:unhideWhenUsed="0"/>
-    <w:lsdException w:name="Medium Shading 1 Accent 1" w:semiHidden="0" w:uiPriority="63" w:unhideWhenUsed="0"/>
-    <w:lsdException w:name="Medium Shading 2 Accent 1" w:semiHidden="0" w:uiPriority="64" w:unhideWhenUsed="0"/>
-    <w:lsdException w:name="Medium List 1 Accent 1" w:semiHidden="0" w:uiPriority="65" w:unhideWhenUsed="0"/>
-    <w:lsdException w:name="Revision" w:unhideWhenUsed="0"/>
-    <w:lsdException w:name="List Paragraph" w:semiHidden="0" w:uiPriority="34" w:unhideWhenUsed="0" w:qFormat="1"/>
-    <w:lsdException w:name="Quote" w:semiHidden="0" w:uiPriority="29" w:unhideWhenUsed="0" w:qFormat="1"/>
-    <w:lsdException w:name="Intense Quote" w:semiHidden="0" w:uiPriority="30" w:unhideWhenUsed="0" w:qFormat="1"/>
-    <w:lsdException w:name="Medium List 2 Accent 1" w:semiHidden="0" w:uiPriority="66" w:unhideWhenUsed="0"/>
-    <w:lsdException w:name="Medium Grid 1 Accent 1" w:semiHidden="0" w:uiPriority="67" w:unhideWhenUsed="0"/>
-    <w:lsdException w:name="Medium Grid 2 Accent 1" w:semiHidden="0" w:uiPriority="68" w:unhideWhenUsed="0"/>
-    <w:lsdException w:name="Medium Grid 3 Accent 1" w:semiHidden="0" w:uiPriority="69" w:unhideWhenUsed="0"/>
-    <w:lsdException w:name="Dark List Accent 1" w:semiHidden="0" w:uiPriority="70" w:unhideWhenUsed="0"/>
-    <w:lsdException w:name="Colorful Shading Accent 1" w:semiHidden="0" w:uiPriority="71" w:unhideWhenUsed="0"/>
-    <w:lsdException w:name="Colorful List Accent 1" w:semiHidden="0" w:uiPriority="72" w:unhideWhenUsed="0"/>
-    <w:lsdException w:name="Colorful Grid Accent 1" w:semiHidden="0" w:uiPriority="73" w:unhideWhenUsed="0"/>
-    <w:lsdException w:name="Light Shading Accent 2" w:semiHidden="0" w:uiPriority="60" w:unhideWhenUsed="0"/>
-    <w:lsdException w:name="Light List Accent 2" w:semiHidden="0" w:uiPriority="61" w:unhideWhenUsed="0"/>
-    <w:lsdException w:name="Light Grid Accent 2" w:semiHidden="0" w:uiPriority="62" w:unhideWhenUsed="0"/>
-    <w:lsdException w:name="Medium Shading 1 Accent 2" w:semiHidden="0" w:uiPriority="63" w:unhideWhenUsed="0"/>
-    <w:lsdException w:name="Medium Shading 2 Accent 2" w:semiHidden="0" w:uiPriority="64" w:unhideWhenUsed="0"/>
-    <w:lsdException w:name="Medium List 1 Accent 2" w:semiHidden="0" w:uiPriority="65" w:unhideWhenUsed="0"/>
-    <w:lsdException w:name="Medium List 2 Accent 2" w:semiHidden="0" w:uiPriority="66" w:unhideWhenUsed="0"/>
-    <w:lsdException w:name="Medium Grid 1 Accent 2" w:semiHidden="0" w:uiPriority="67" w:unhideWhenUsed="0"/>
-    <w:lsdException w:name="Medium Grid 2 Accent 2" w:semiHidden="0" w:uiPriority="68" w:unhideWhenUsed="0"/>
-    <w:lsdException w:name="Medium Grid 3 Accent 2" w:semiHidden="0" w:uiPriority="69" w:unhideWhenUsed="0"/>
-    <w:lsdException w:name="Dark List Accent 2" w:semiHidden="0" w:uiPriority="70" w:unhideWhenUsed="0"/>
-    <w:lsdException w:name="Colorful Shading Accent 2" w:semiHidden="0" w:uiPriority="71" w:unhideWhenUsed="0"/>
-    <w:lsdException w:name="Colorful List Accent 2" w:semiHidden="0" w:uiPriority="72" w:unhideWhenUsed="0"/>
-    <w:lsdException w:name="Colorful Grid Accent 2" w:semiHidden="0" w:uiPriority="73" w:unhideWhenUsed="0"/>
-    <w:lsdException w:name="Light Shading Accent 3" w:semiHidden="0" w:uiPriority="60" w:unhideWhenUsed="0"/>
-    <w:lsdException w:name="Light List Accent 3" w:semiHidden="0" w:uiPriority="61" w:unhideWhenUsed="0"/>
-    <w:lsdException w:name="Light Grid Accent 3" w:semiHidden="0" w:uiPriority="62" w:unhideWhenUsed="0"/>
-    <w:lsdException w:name="Medium Shading 1 Accent 3" w:semiHidden="0" w:uiPriority="63" w:unhideWhenUsed="0"/>
-    <w:lsdException w:name="Medium Shading 2 Accent 3" w:semiHidden="0" w:uiPriority="64" w:unhideWhenUsed="0"/>
-    <w:lsdException w:name="Medium List 1 Accent 3" w:semiHidden="0" w:uiPriority="65" w:unhideWhenUsed="0"/>
-    <w:lsdException w:name="Medium List 2 Accent 3" w:semiHidden="0" w:uiPriority="66" w:unhideWhenUsed="0"/>
-    <w:lsdException w:name="Medium Grid 1 Accent 3" w:semiHidden="0" w:uiPriority="67" w:unhideWhenUsed="0"/>
-    <w:lsdException w:name="Medium Grid 2 Accent 3" w:semiHidden="0" w:uiPriority="68" w:unhideWhenUsed="0"/>
-    <w:lsdException w:name="Medium Grid 3 Accent 3" w:semiHidden="0" w:uiPriority="69" w:unhideWhenUsed="0"/>
-    <w:lsdException w:name="Dark List Accent 3" w:semiHidden="0" w:uiPriority="70" w:unhideWhenUsed="0"/>
-    <w:lsdException w:name="Colorful Shading Accent 3" w:semiHidden="0" w:uiPriority="71" w:unhideWhenUsed="0"/>
-    <w:lsdException w:name="Colorful List Accent 3" w:semiHidden="0" w:uiPriority="72" w:unhideWhenUsed="0"/>
-    <w:lsdException w:name="Colorful Grid Accent 3" w:semiHidden="0" w:uiPriority="73" w:unhideWhenUsed="0"/>
-    <w:lsdException w:name="Light Shading Accent 4" w:semiHidden="0" w:uiPriority="60" w:unhideWhenUsed="0"/>
-    <w:lsdException w:name="Light List Accent 4" w:semiHidden="0" w:uiPriority="61" w:unhideWhenUsed="0"/>
-    <w:lsdException w:name="Light Grid Accent 4" w:semiHidden="0" w:uiPriority="62" w:unhideWhenUsed="0"/>
-    <w:lsdException w:name="Medium Shading 1 Accent 4" w:semiHidden="0" w:uiPriority="63" w:unhideWhenUsed="0"/>
-    <w:lsdException w:name="Medium Shading 2 Accent 4" w:semiHidden="0" w:uiPriority="64" w:unhideWhenUsed="0"/>
-    <w:lsdException w:name="Medium List 1 Accent 4" w:semiHidden="0" w:uiPriority="65" w:unhideWhenUsed="0"/>
-    <w:lsdException w:name="Medium List 2 Accent 4" w:semiHidden="0" w:uiPriority="66" w:unhideWhenUsed="0"/>
-    <w:lsdException w:name="Medium Grid 1 Accent 4" w:semiHidden="0" w:uiPriority="67" w:unhideWhenUsed="0"/>
-    <w:lsdException w:name="Medium Grid 2 Accent 4" w:semiHidden="0" w:uiPriority="68" w:unhideWhenUsed="0"/>
-    <w:lsdException w:name="Medium Grid 3 Accent 4" w:semiHidden="0" w:uiPriority="69" w:unhideWhenUsed="0"/>
-    <w:lsdException w:name="Dark List Accent 4" w:semiHidden="0" w:uiPriority="70" w:unhideWhenUsed="0"/>
-    <w:lsdException w:name="Colorful Shading Accent 4" w:semiHidden="0" w:uiPriority="71" w:unhideWhenUsed="0"/>
-    <w:lsdException w:name="Colorful List Accent 4" w:semiHidden="0" w:uiPriority="72" w:unhideWhenUsed="0"/>
-    <w:lsdException w:name="Colorful Grid Accent 4" w:semiHidden="0" w:uiPriority="73" w:unhideWhenUsed="0"/>
-    <w:lsdException w:name="Light Shading Accent 5" w:semiHidden="0" w:uiPriority="60" w:unhideWhenUsed="0"/>
-    <w:lsdException w:name="Light List Accent 5" w:semiHidden="0" w:uiPriority="61" w:unhideWhenUsed="0"/>
-    <w:lsdException w:name="Light Grid Accent 5" w:semiHidden="0" w:uiPriority="62" w:unhideWhenUsed="0"/>
-    <w:lsdException w:name="Medium Shading 1 Accent 5" w:semiHidden="0" w:uiPriority="63" w:unhideWhenUsed="0"/>
-    <w:lsdException w:name="Medium Shading 2 Accent 5" w:semiHidden="0" w:uiPriority="64" w:unhideWhenUsed="0"/>
-    <w:lsdException w:name="Medium List 1 Accent 5" w:semiHidden="0" w:uiPriority="65" w:unhideWhenUsed="0"/>
-    <w:lsdException w:name="Medium List 2 Accent 5" w:semiHidden="0" w:uiPriority="66" w:unhideWhenUsed="0"/>
-    <w:lsdException w:name="Medium Grid 1 Accent 5" w:semiHidden="0" w:uiPriority="67" w:unhideWhenUsed="0"/>
-    <w:lsdException w:name="Medium Grid 2 Accent 5" w:semiHidden="0" w:uiPriority="68" w:unhideWhenUsed="0"/>
-    <w:lsdException w:name="Medium Grid 3 Accent 5" w:semiHidden="0" w:uiPriority="69" w:unhideWhenUsed="0"/>
-    <w:lsdException w:name="Dark List Accent 5" w:semiHidden="0" w:uiPriority="70" w:unhideWhenUsed="0"/>
-    <w:lsdException w:name="Colorful Shading Accent 5" w:semiHidden="0" w:uiPriority="71" w:unhideWhenUsed="0"/>
-    <w:lsdException w:name="Colorful List Accent 5" w:semiHidden="0" w:uiPriority="72" w:unhideWhenUsed="0"/>
-    <w:lsdException w:name="Colorful Grid Accent 5" w:semiHidden="0" w:uiPriority="73" w:unhideWhenUsed="0"/>
-    <w:lsdException w:name="Light Shading Accent 6" w:semiHidden="0" w:uiPriority="60" w:unhideWhenUsed="0"/>
-    <w:lsdException w:name="Light List Accent 6" w:semiHidden="0" w:uiPriority="61" w:unhideWhenUsed="0"/>
-    <w:lsdException w:name="Light Grid Accent 6" w:semiHidden="0" w:uiPriority="62" w:unhideWhenUsed="0"/>
-    <w:lsdException w:name="Medium Shading 1 Accent 6" w:semiHidden="0" w:uiPriority="63" w:unhideWhenUsed="0"/>
-    <w:lsdException w:name="Medium Shading 2 Accent 6" w:semiHidden="0" w:uiPriority="64" w:unhideWhenUsed="0"/>
-    <w:lsdException w:name="Medium List 1 Accent 6" w:semiHidden="0" w:uiPriority="65" w:unhideWhenUsed="0"/>
-    <w:lsdException w:name="Medium List 2 Accent 6" w:semiHidden="0" w:uiPriority="66" w:unhideWhenUsed="0"/>
-    <w:lsdException w:name="Medium Grid 1 Accent 6" w:semiHidden="0" w:uiPriority="67" w:unhideWhenUsed="0"/>
-    <w:lsdException w:name="Medium Grid 2 Accent 6" w:semiHidden="0" w:uiPriority="68" w:unhideWhenUsed="0"/>
-    <w:lsdException w:name="Medium Grid 3 Accent 6" w:semiHidden="0" w:uiPriority="69" w:unhideWhenUsed="0"/>
-    <w:lsdException w:name="Dark List Accent 6" w:semiHidden="0" w:uiPriority="70" w:unhideWhenUsed="0"/>
-    <w:lsdException w:name="Colorful Shading Accent 6" w:semiHidden="0" w:uiPriority="71" w:unhideWhenUsed="0"/>
-    <w:lsdException w:name="Colorful List Accent 6" w:semiHidden="0" w:uiPriority="72" w:unhideWhenUsed="0"/>
-    <w:lsdException w:name="Colorful Grid Accent 6" w:semiHidden="0" w:uiPriority="73" w:unhideWhenUsed="0"/>
-    <w:lsdException w:name="Subtle Emphasis" w:semiHidden="0" w:uiPriority="19" w:unhideWhenUsed="0" w:qFormat="1"/>
-    <w:lsdException w:name="Intense Emphasis" w:semiHidden="0" w:uiPriority="21" w:unhideWhenUsed="0" w:qFormat="1"/>
-    <w:lsdException w:name="Subtle Reference" w:semiHidden="0" w:uiPriority="31" w:unhideWhenUsed="0" w:qFormat="1"/>
-    <w:lsdException w:name="Intense Reference" w:semiHidden="0" w:uiPriority="32" w:unhideWhenUsed="0" w:qFormat="1"/>
-    <w:lsdException w:name="Book Title" w:semiHidden="0" w:uiPriority="33" w:unhideWhenUsed="0" w:qFormat="1"/>
-    <w:lsdException w:name="Bibliography" w:uiPriority="37"/>
-    <w:lsdException w:name="TOC Heading" w:uiPriority="39" w:qFormat="1"/>
+  <w:latentStyles w:defLockedState="0" w:defUIPriority="99" w:defSemiHidden="0" w:defUnhideWhenUsed="0" w:defQFormat="0" w:count="371">
+    <w:lsdException w:name="Normal" w:uiPriority="0" w:qFormat="1"/>
+    <w:lsdException w:name="heading 1" w:uiPriority="9" w:qFormat="1"/>
+    <w:lsdException w:name="heading 2" w:semiHidden="1" w:uiPriority="9" w:unhideWhenUsed="1" w:qFormat="1"/>
+    <w:lsdException w:name="heading 3" w:semiHidden="1" w:uiPriority="9" w:unhideWhenUsed="1" w:qFormat="1"/>
+    <w:lsdException w:name="heading 4" w:semiHidden="1" w:uiPriority="9" w:unhideWhenUsed="1" w:qFormat="1"/>
+    <w:lsdException w:name="heading 5" w:semiHidden="1" w:uiPriority="9" w:unhideWhenUsed="1" w:qFormat="1"/>
+    <w:lsdException w:name="heading 6" w:semiHidden="1" w:uiPriority="9" w:unhideWhenUsed="1" w:qFormat="1"/>
+    <w:lsdException w:name="heading 7" w:semiHidden="1" w:uiPriority="9" w:unhideWhenUsed="1" w:qFormat="1"/>
+    <w:lsdException w:name="heading 8" w:semiHidden="1" w:uiPriority="9" w:unhideWhenUsed="1" w:qFormat="1"/>
+    <w:lsdException w:name="heading 9" w:semiHidden="1" w:uiPriority="9" w:unhideWhenUsed="1" w:qFormat="1"/>
+    <w:lsdException w:name="index 1" w:semiHidden="1" w:unhideWhenUsed="1"/>
+    <w:lsdException w:name="index 2" w:semiHidden="1" w:unhideWhenUsed="1"/>
+    <w:lsdException w:name="index 3" w:semiHidden="1" w:unhideWhenUsed="1"/>
+    <w:lsdException w:name="index 4" w:semiHidden="1" w:unhideWhenUsed="1"/>
+    <w:lsdException w:name="index 5" w:semiHidden="1" w:unhideWhenUsed="1"/>
+    <w:lsdException w:name="index 6" w:semiHidden="1" w:unhideWhenUsed="1"/>
+    <w:lsdException w:name="index 7" w:semiHidden="1" w:unhideWhenUsed="1"/>
+    <w:lsdException w:name="index 8" w:semiHidden="1" w:unhideWhenUsed="1"/>
+    <w:lsdException w:name="index 9" w:semiHidden="1" w:unhideWhenUsed="1"/>
+    <w:lsdException w:name="toc 1" w:semiHidden="1" w:uiPriority="39" w:unhideWhenUsed="1"/>
+    <w:lsdException w:name="toc 2" w:semiHidden="1" w:uiPriority="39" w:unhideWhenUsed="1"/>
+    <w:lsdException w:name="toc 3" w:semiHidden="1" w:uiPriority="39" w:unhideWhenUsed="1"/>
+    <w:lsdException w:name="toc 4" w:semiHidden="1" w:uiPriority="39" w:unhideWhenUsed="1"/>
+    <w:lsdException w:name="toc 5" w:semiHidden="1" w:uiPriority="39" w:unhideWhenUsed="1"/>
+    <w:lsdException w:name="toc 6" w:semiHidden="1" w:uiPriority="39" w:unhideWhenUsed="1"/>
+    <w:lsdException w:name="toc 7" w:semiHidden="1" w:uiPriority="39" w:unhideWhenUsed="1"/>
+    <w:lsdException w:name="toc 8" w:semiHidden="1" w:uiPriority="39" w:unhideWhenUsed="1"/>
+    <w:lsdException w:name="toc 9" w:semiHidden="1" w:uiPriority="39" w:unhideWhenUsed="1"/>
+    <w:lsdException w:name="Normal Indent" w:semiHidden="1" w:unhideWhenUsed="1"/>
+    <w:lsdException w:name="footnote text" w:semiHidden="1" w:unhideWhenUsed="1"/>
+    <w:lsdException w:name="annotation text" w:semiHidden="1" w:unhideWhenUsed="1"/>
+    <w:lsdException w:name="header" w:semiHidden="1" w:unhideWhenUsed="1"/>
+    <w:lsdException w:name="footer" w:semiHidden="1" w:unhideWhenUsed="1"/>
+    <w:lsdException w:name="index heading" w:semiHidden="1" w:unhideWhenUsed="1"/>
+    <w:lsdException w:name="caption" w:semiHidden="1" w:uiPriority="35" w:unhideWhenUsed="1" w:qFormat="1"/>
+    <w:lsdException w:name="table of figures" w:semiHidden="1" w:unhideWhenUsed="1"/>
+    <w:lsdException w:name="envelope address" w:semiHidden="1" w:unhideWhenUsed="1"/>
+    <w:lsdException w:name="envelope return" w:semiHidden="1" w:unhideWhenUsed="1"/>
+    <w:lsdException w:name="footnote reference" w:semiHidden="1" w:unhideWhenUsed="1"/>
+    <w:lsdException w:name="annotation reference" w:semiHidden="1" w:unhideWhenUsed="1"/>
+    <w:lsdException w:name="line number" w:semiHidden="1" w:unhideWhenUsed="1"/>
+    <w:lsdException w:name="page number" w:semiHidden="1" w:unhideWhenUsed="1"/>
+    <w:lsdException w:name="endnote reference" w:semiHidden="1" w:unhideWhenUsed="1"/>
+    <w:lsdException w:name="endnote text" w:semiHidden="1" w:unhideWhenUsed="1"/>
+    <w:lsdException w:name="table of authorities" w:semiHidden="1" w:unhideWhenUsed="1"/>
+    <w:lsdException w:name="macro" w:semiHidden="1" w:unhideWhenUsed="1"/>
+    <w:lsdException w:name="toa heading" w:semiHidden="1" w:unhideWhenUsed="1"/>
+    <w:lsdException w:name="List" w:semiHidden="1" w:unhideWhenUsed="1"/>
+    <w:lsdException w:name="List Bullet" w:semiHidden="1" w:unhideWhenUsed="1"/>
+    <w:lsdException w:name="List Number" w:semiHidden="1" w:unhideWhenUsed="1"/>
+    <w:lsdException w:name="List 2" w:semiHidden="1" w:unhideWhenUsed="1"/>
+    <w:lsdException w:name="List 3" w:semiHidden="1" w:unhideWhenUsed="1"/>
+    <w:lsdException w:name="List 4" w:semiHidden="1" w:unhideWhenUsed="1"/>
+    <w:lsdException w:name="List 5" w:semiHidden="1" w:unhideWhenUsed="1"/>
+    <w:lsdException w:name="List Bullet 2" w:semiHidden="1" w:unhideWhenUsed="1"/>
+    <w:lsdException w:name="List Bullet 3" w:semiHidden="1" w:unhideWhenUsed="1"/>
+    <w:lsdException w:name="List Bullet 4" w:semiHidden="1" w:unhideWhenUsed="1"/>
+    <w:lsdException w:name="List Bullet 5" w:semiHidden="1" w:unhideWhenUsed="1"/>
+    <w:lsdException w:name="List Number 2" w:semiHidden="1" w:unhideWhenUsed="1"/>
+    <w:lsdException w:name="List Number 3" w:semiHidden="1" w:unhideWhenUsed="1"/>
+    <w:lsdException w:name="List Number 4" w:semiHidden="1" w:unhideWhenUsed="1"/>
+    <w:lsdException w:name="List Number 5" w:semiHidden="1" w:unhideWhenUsed="1"/>
+    <w:lsdException w:name="Title" w:uiPriority="10" w:qFormat="1"/>
+    <w:lsdException w:name="Closing" w:semiHidden="1" w:unhideWhenUsed="1"/>
+    <w:lsdException w:name="Signature" w:semiHidden="1" w:unhideWhenUsed="1"/>
+    <w:lsdException w:name="Default Paragraph Font" w:semiHidden="1" w:uiPriority="1" w:unhideWhenUsed="1"/>
+    <w:lsdException w:name="Body Text" w:semiHidden="1" w:unhideWhenUsed="1"/>
+    <w:lsdException w:name="Body Text Indent" w:semiHidden="1" w:unhideWhenUsed="1"/>
+    <w:lsdException w:name="List Continue" w:semiHidden="1" w:unhideWhenUsed="1"/>
+    <w:lsdException w:name="List Continue 2" w:semiHidden="1" w:unhideWhenUsed="1"/>
+    <w:lsdException w:name="List Continue 3" w:semiHidden="1" w:unhideWhenUsed="1"/>
+    <w:lsdException w:name="List Continue 4" w:semiHidden="1" w:unhideWhenUsed="1"/>
+    <w:lsdException w:name="List Continue 5" w:semiHidden="1" w:unhideWhenUsed="1"/>
+    <w:lsdException w:name="Message Header" w:semiHidden="1" w:unhideWhenUsed="1"/>
+    <w:lsdException w:name="Subtitle" w:uiPriority="11" w:qFormat="1"/>
+    <w:lsdException w:name="Salutation" w:semiHidden="1" w:unhideWhenUsed="1"/>
+    <w:lsdException w:name="Date" w:semiHidden="1" w:unhideWhenUsed="1"/>
+    <w:lsdException w:name="Body Text First Indent" w:semiHidden="1" w:unhideWhenUsed="1"/>
+    <w:lsdException w:name="Body Text First Indent 2" w:semiHidden="1" w:unhideWhenUsed="1"/>
+    <w:lsdException w:name="Note Heading" w:semiHidden="1" w:unhideWhenUsed="1"/>
+    <w:lsdException w:name="Body Text 2" w:semiHidden="1" w:unhideWhenUsed="1"/>
+    <w:lsdException w:name="Body Text 3" w:semiHidden="1" w:unhideWhenUsed="1"/>
+    <w:lsdException w:name="Body Text Indent 2" w:semiHidden="1" w:unhideWhenUsed="1"/>
+    <w:lsdException w:name="Body Text Indent 3" w:semiHidden="1" w:unhideWhenUsed="1"/>
+    <w:lsdException w:name="Block Text" w:semiHidden="1" w:unhideWhenUsed="1"/>
+    <w:lsdException w:name="Hyperlink" w:semiHidden="1" w:unhideWhenUsed="1"/>
+    <w:lsdException w:name="FollowedHyperlink" w:semiHidden="1" w:unhideWhenUsed="1"/>
+    <w:lsdException w:name="Strong" w:uiPriority="22" w:qFormat="1"/>
+    <w:lsdException w:name="Emphasis" w:uiPriority="20" w:qFormat="1"/>
+    <w:lsdException w:name="Document Map" w:semiHidden="1" w:unhideWhenUsed="1"/>
+    <w:lsdException w:name="Plain Text" w:semiHidden="1" w:unhideWhenUsed="1"/>
+    <w:lsdException w:name="E-mail Signature" w:semiHidden="1" w:unhideWhenUsed="1"/>
+    <w:lsdException w:name="HTML Top of Form" w:semiHidden="1" w:unhideWhenUsed="1"/>
+    <w:lsdException w:name="HTML Bottom of Form" w:semiHidden="1" w:unhideWhenUsed="1"/>
+    <w:lsdException w:name="Normal (Web)" w:semiHidden="1" w:unhideWhenUsed="1"/>
+    <w:lsdException w:name="HTML Acronym" w:semiHidden="1" w:unhideWhenUsed="1"/>
+    <w:lsdException w:name="HTML Address" w:semiHidden="1" w:unhideWhenUsed="1"/>
+    <w:lsdException w:name="HTML Cite" w:semiHidden="1" w:unhideWhenUsed="1"/>
+    <w:lsdException w:name="HTML Code" w:semiHidden="1" w:unhideWhenUsed="1"/>
+    <w:lsdException w:name="HTML Definition" w:semiHidden="1" w:unhideWhenUsed="1"/>
+    <w:lsdException w:name="HTML Keyboard" w:semiHidden="1" w:unhideWhenUsed="1"/>
+    <w:lsdException w:name="HTML Preformatted" w:semiHidden="1" w:unhideWhenUsed="1"/>
+    <w:lsdException w:name="HTML Sample" w:semiHidden="1" w:unhideWhenUsed="1"/>
+    <w:lsdException w:name="HTML Typewriter" w:semiHidden="1" w:unhideWhenUsed="1"/>
+    <w:lsdException w:name="HTML Variable" w:semiHidden="1" w:unhideWhenUsed="1"/>
+    <w:lsdException w:name="Normal Table" w:semiHidden="1" w:unhideWhenUsed="1"/>
+    <w:lsdException w:name="annotation subject" w:semiHidden="1" w:unhideWhenUsed="1"/>
+    <w:lsdException w:name="No List" w:semiHidden="1" w:unhideWhenUsed="1"/>
+    <w:lsdException w:name="Outline List 1" w:semiHidden="1" w:unhideWhenUsed="1"/>
+    <w:lsdException w:name="Outline List 2" w:semiHidden="1" w:unhideWhenUsed="1"/>
+    <w:lsdException w:name="Outline List 3" w:semiHidden="1" w:unhideWhenUsed="1"/>
+    <w:lsdException w:name="Table Simple 1" w:semiHidden="1" w:unhideWhenUsed="1"/>
+    <w:lsdException w:name="Table Simple 2" w:semiHidden="1" w:unhideWhenUsed="1"/>
+    <w:lsdException w:name="Table Simple 3" w:semiHidden="1" w:unhideWhenUsed="1"/>
+    <w:lsdException w:name="Table Classic 1" w:semiHidden="1" w:unhideWhenUsed="1"/>
+    <w:lsdException w:name="Table Classic 2" w:semiHidden="1" w:unhideWhenUsed="1"/>
+    <w:lsdException w:name="Table Classic 3" w:semiHidden="1" w:unhideWhenUsed="1"/>
+    <w:lsdException w:name="Table Classic 4" w:semiHidden="1" w:unhideWhenUsed="1"/>
+    <w:lsdException w:name="Table Colorful 1" w:semiHidden="1" w:unhideWhenUsed="1"/>
+    <w:lsdException w:name="Table Colorful 2" w:semiHidden="1" w:unhideWhenUsed="1"/>
+    <w:lsdException w:name="Table Colorful 3" w:semiHidden="1" w:unhideWhenUsed="1"/>
+    <w:lsdException w:name="Table Columns 1" w:semiHidden="1" w:unhideWhenUsed="1"/>
+    <w:lsdException w:name="Table Columns 2" w:semiHidden="1" w:unhideWhenUsed="1"/>
+    <w:lsdException w:name="Table Columns 3" w:semiHidden="1" w:unhideWhenUsed="1"/>
+    <w:lsdException w:name="Table Columns 4" w:semiHidden="1" w:unhideWhenUsed="1"/>
+    <w:lsdException w:name="Table Columns 5" w:semiHidden="1" w:unhideWhenUsed="1"/>
+    <w:lsdException w:name="Table Grid 1" w:semiHidden="1" w:unhideWhenUsed="1"/>
+    <w:lsdException w:name="Table Grid 2" w:semiHidden="1" w:unhideWhenUsed="1"/>
+    <w:lsdException w:name="Table Grid 3" w:semiHidden="1" w:unhideWhenUsed="1"/>
+    <w:lsdException w:name="Table Grid 4" w:semiHidden="1" w:unhideWhenUsed="1"/>
+    <w:lsdException w:name="Table Grid 5" w:semiHidden="1" w:unhideWhenUsed="1"/>
+    <w:lsdException w:name="Table Grid 6" w:semiHidden="1" w:unhideWhenUsed="1"/>
+    <w:lsdException w:name="Table Grid 7" w:semiHidden="1" w:unhideWhenUsed="1"/>
+    <w:lsdException w:name="Table Grid 8" w:semiHidden="1" w:unhideWhenUsed="1"/>
+    <w:lsdException w:name="Table List 1" w:semiHidden="1" w:unhideWhenUsed="1"/>
+    <w:lsdException w:name="Table List 2" w:semiHidden="1" w:unhideWhenUsed="1"/>
+    <w:lsdException w:name="Table List 3" w:semiHidden="1" w:unhideWhenUsed="1"/>
+    <w:lsdException w:name="Table List 4" w:semiHidden="1" w:unhideWhenUsed="1"/>
+    <w:lsdException w:name="Table List 5" w:semiHidden="1" w:unhideWhenUsed="1"/>
+    <w:lsdException w:name="Table List 6" w:semiHidden="1" w:unhideWhenUsed="1"/>
+    <w:lsdException w:name="Table List 7" w:semiHidden="1" w:unhideWhenUsed="1"/>
+    <w:lsdException w:name="Table List 8" w:semiHidden="1" w:unhideWhenUsed="1"/>
+    <w:lsdException w:name="Table 3D effects 1" w:semiHidden="1" w:unhideWhenUsed="1"/>
+    <w:lsdException w:name="Table 3D effects 2" w:semiHidden="1" w:unhideWhenUsed="1"/>
+    <w:lsdException w:name="Table 3D effects 3" w:semiHidden="1" w:unhideWhenUsed="1"/>
+    <w:lsdException w:name="Table Contemporary" w:semiHidden="1" w:unhideWhenUsed="1"/>
+    <w:lsdException w:name="Table Elegant" w:semiHidden="1" w:unhideWhenUsed="1"/>
+    <w:lsdException w:name="Table Professional" w:semiHidden="1" w:unhideWhenUsed="1"/>
+    <w:lsdException w:name="Table Subtle 1" w:semiHidden="1" w:unhideWhenUsed="1"/>
+    <w:lsdException w:name="Table Subtle 2" w:semiHidden="1" w:unhideWhenUsed="1"/>
+    <w:lsdException w:name="Table Web 1" w:semiHidden="1" w:unhideWhenUsed="1"/>
+    <w:lsdException w:name="Table Web 2" w:semiHidden="1" w:unhideWhenUsed="1"/>
+    <w:lsdException w:name="Table Web 3" w:semiHidden="1" w:unhideWhenUsed="1"/>
+    <w:lsdException w:name="Balloon Text" w:semiHidden="1" w:unhideWhenUsed="1"/>
+    <w:lsdException w:name="Table Grid" w:uiPriority="59"/>
+    <w:lsdException w:name="Table Theme" w:semiHidden="1" w:unhideWhenUsed="1"/>
+    <w:lsdException w:name="Placeholder Text" w:semiHidden="1"/>
+    <w:lsdException w:name="No Spacing" w:uiPriority="1" w:qFormat="1"/>
+    <w:lsdException w:name="Light Shading" w:uiPriority="60"/>
+    <w:lsdException w:name="Light List" w:uiPriority="61"/>
+    <w:lsdException w:name="Light Grid" w:uiPriority="62"/>
+    <w:lsdException w:name="Medium Shading 1" w:uiPriority="63"/>
+    <w:lsdException w:name="Medium Shading 2" w:uiPriority="64"/>
+    <w:lsdException w:name="Medium List 1" w:uiPriority="65"/>
+    <w:lsdException w:name="Medium List 2" w:uiPriority="66"/>
+    <w:lsdException w:name="Medium Grid 1" w:uiPriority="67"/>
+    <w:lsdException w:name="Medium Grid 2" w:uiPriority="68"/>
+    <w:lsdException w:name="Medium Grid 3" w:uiPriority="69"/>
+    <w:lsdException w:name="Dark List" w:uiPriority="70"/>
+    <w:lsdException w:name="Colorful Shading" w:uiPriority="71"/>
+    <w:lsdException w:name="Colorful List" w:uiPriority="72"/>
+    <w:lsdException w:name="Colorful Grid" w:uiPriority="73"/>
+    <w:lsdException w:name="Light Shading Accent 1" w:uiPriority="60"/>
+    <w:lsdException w:name="Light List Accent 1" w:uiPriority="61"/>
+    <w:lsdException w:name="Light Grid Accent 1" w:uiPriority="62"/>
+    <w:lsdException w:name="Medium Shading 1 Accent 1" w:uiPriority="63"/>
+    <w:lsdException w:name="Medium Shading 2 Accent 1" w:uiPriority="64"/>
+    <w:lsdException w:name="Medium List 1 Accent 1" w:uiPriority="65"/>
+    <w:lsdException w:name="Revision" w:semiHidden="1"/>
+    <w:lsdException w:name="List Paragraph" w:uiPriority="34" w:qFormat="1"/>
+    <w:lsdException w:name="Quote" w:uiPriority="29" w:qFormat="1"/>
+    <w:lsdException w:name="Intense Quote" w:uiPriority="30" w:qFormat="1"/>
+    <w:lsdException w:name="Medium List 2 Accent 1" w:uiPriority="66"/>
+    <w:lsdException w:name="Medium Grid 1 Accent 1" w:uiPriority="67"/>
+    <w:lsdException w:name="Medium Grid 2 Accent 1" w:uiPriority="68"/>
+    <w:lsdException w:name="Medium Grid 3 Accent 1" w:uiPriority="69"/>
+    <w:lsdException w:name="Dark List Accent 1" w:uiPriority="70"/>
+    <w:lsdException w:name="Colorful Shading Accent 1" w:uiPriority="71"/>
+    <w:lsdException w:name="Colorful List Accent 1" w:uiPriority="72"/>
+    <w:lsdException w:name="Colorful Grid Accent 1" w:uiPriority="73"/>
+    <w:lsdException w:name="Light Shading Accent 2" w:uiPriority="60"/>
+    <w:lsdException w:name="Light List Accent 2" w:uiPriority="61"/>
+    <w:lsdException w:name="Light Grid Accent 2" w:uiPriority="62"/>
+    <w:lsdException w:name="Medium Shading 1 Accent 2" w:uiPriority="63"/>
+    <w:lsdException w:name="Medium Shading 2 Accent 2" w:uiPriority="64"/>
+    <w:lsdException w:name="Medium List 1 Accent 2" w:uiPriority="65"/>
+    <w:lsdException w:name="Medium List 2 Accent 2" w:uiPriority="66"/>
+    <w:lsdException w:name="Medium Grid 1 Accent 2" w:uiPriority="67"/>
+    <w:lsdException w:name="Medium Grid 2 Accent 2" w:uiPriority="68"/>
+    <w:lsdException w:name="Medium Grid 3 Accent 2" w:uiPriority="69"/>
+    <w:lsdException w:name="Dark List Accent 2" w:uiPriority="70"/>
+    <w:lsdException w:name="Colorful Shading Accent 2" w:uiPriority="71"/>
+    <w:lsdException w:name="Colorful List Accent 2" w:uiPriority="72"/>
+    <w:lsdException w:name="Colorful Grid Accent 2" w:uiPriority="73"/>
+    <w:lsdException w:name="Light Shading Accent 3" w:uiPriority="60"/>
+    <w:lsdException w:name="Light List Accent 3" w:uiPriority="61"/>
+    <w:lsdException w:name="Light Grid Accent 3" w:uiPriority="62"/>
+    <w:lsdException w:name="Medium Shading 1 Accent 3" w:uiPriority="63"/>
+    <w:lsdException w:name="Medium Shading 2 Accent 3" w:uiPriority="64"/>
+    <w:lsdException w:name="Medium List 1 Accent 3" w:uiPriority="65"/>
+    <w:lsdException w:name="Medium List 2 Accent 3" w:uiPriority="66"/>
+    <w:lsdException w:name="Medium Grid 1 Accent 3" w:uiPriority="67"/>
+    <w:lsdException w:name="Medium Grid 2 Accent 3" w:uiPriority="68"/>
+    <w:lsdException w:name="Medium Grid 3 Accent 3" w:uiPriority="69"/>
+    <w:lsdException w:name="Dark List Accent 3" w:uiPriority="70"/>
+    <w:lsdException w:name="Colorful Shading Accent 3" w:uiPriority="71"/>
+    <w:lsdException w:name="Colorful List Accent 3" w:uiPriority="72"/>
+    <w:lsdException w:name="Colorful Grid Accent 3" w:uiPriority="73"/>
+    <w:lsdException w:name="Light Shading Accent 4" w:uiPriority="60"/>
+    <w:lsdException w:name="Light List Accent 4" w:uiPriority="61"/>
+    <w:lsdException w:name="Light Grid Accent 4" w:uiPriority="62"/>
+    <w:lsdException w:name="Medium Shading 1 Accent 4" w:uiPriority="63"/>
+    <w:lsdException w:name="Medium Shading 2 Accent 4" w:uiPriority="64"/>
+    <w:lsdException w:name="Medium List 1 Accent 4" w:uiPriority="65"/>
+    <w:lsdException w:name="Medium List 2 Accent 4" w:uiPriority="66"/>
+    <w:lsdException w:name="Medium Grid 1 Accent 4" w:uiPriority="67"/>
+    <w:lsdException w:name="Medium Grid 2 Accent 4" w:uiPriority="68"/>
+    <w:lsdException w:name="Medium Grid 3 Accent 4" w:uiPriority="69"/>
+    <w:lsdException w:name="Dark List Accent 4" w:uiPriority="70"/>
+    <w:lsdException w:name="Colorful Shading Accent 4" w:uiPriority="71"/>
+    <w:lsdException w:name="Colorful List Accent 4" w:uiPriority="72"/>
+    <w:lsdException w:name="Colorful Grid Accent 4" w:uiPriority="73"/>
+    <w:lsdException w:name="Light Shading Accent 5" w:uiPriority="60"/>
+    <w:lsdException w:name="Light List Accent 5" w:uiPriority="61"/>
+    <w:lsdException w:name="Light Grid Accent 5" w:uiPriority="62"/>
+    <w:lsdException w:name="Medium Shading 1 Accent 5" w:uiPriority="63"/>
+    <w:lsdException w:name="Medium Shading 2 Accent 5" w:uiPriority="64"/>
+    <w:lsdException w:name="Medium List 1 Accent 5" w:uiPriority="65"/>
+    <w:lsdException w:name="Medium List 2 Accent 5" w:uiPriority="66"/>
+    <w:lsdException w:name="Medium Grid 1 Accent 5" w:uiPriority="67"/>
+    <w:lsdException w:name="Medium Grid 2 Accent 5" w:uiPriority="68"/>
+    <w:lsdException w:name="Medium Grid 3 Accent 5" w:uiPriority="69"/>
+    <w:lsdException w:name="Dark List Accent 5" w:uiPriority="70"/>
+    <w:lsdException w:name="Colorful Shading Accent 5" w:uiPriority="71"/>
+    <w:lsdException w:name="Colorful List Accent 5" w:uiPriority="72"/>
+    <w:lsdException w:name="Colorful Grid Accent 5" w:uiPriority="73"/>
+    <w:lsdException w:name="Light Shading Accent 6" w:uiPriority="60"/>
+    <w:lsdException w:name="Light List Accent 6" w:uiPriority="61"/>
+    <w:lsdException w:name="Light Grid Accent 6" w:uiPriority="62"/>
+    <w:lsdException w:name="Medium Shading 1 Accent 6" w:uiPriority="63"/>
+    <w:lsdException w:name="Medium Shading 2 Accent 6" w:uiPriority="64"/>
+    <w:lsdException w:name="Medium List 1 Accent 6" w:uiPriority="65"/>
+    <w:lsdException w:name="Medium List 2 Accent 6" w:uiPriority="66"/>
+    <w:lsdException w:name="Medium Grid 1 Accent 6" w:uiPriority="67"/>
+    <w:lsdException w:name="Medium Grid 2 Accent 6" w:uiPriority="68"/>
+    <w:lsdException w:name="Medium Grid 3 Accent 6" w:uiPriority="69"/>
+    <w:lsdException w:name="Dark List Accent 6" w:uiPriority="70"/>
+    <w:lsdException w:name="Colorful Shading Accent 6" w:uiPriority="71"/>
+    <w:lsdException w:name="Colorful List Accent 6" w:uiPriority="72"/>
+    <w:lsdException w:name="Colorful Grid Accent 6" w:uiPriority="73"/>
+    <w:lsdException w:name="Subtle Emphasis" w:uiPriority="19" w:qFormat="1"/>
+    <w:lsdException w:name="Intense Emphasis" w:uiPriority="21" w:qFormat="1"/>
+    <w:lsdException w:name="Subtle Reference" w:uiPriority="31" w:qFormat="1"/>
+    <w:lsdException w:name="Intense Reference" w:uiPriority="32" w:qFormat="1"/>
+    <w:lsdException w:name="Book Title" w:uiPriority="33" w:qFormat="1"/>
+    <w:lsdException w:name="Bibliography" w:semiHidden="1" w:uiPriority="37" w:unhideWhenUsed="1"/>
+    <w:lsdException w:name="TOC Heading" w:semiHidden="1" w:uiPriority="39" w:unhideWhenUsed="1" w:qFormat="1"/>
+    <w:lsdException w:name="Plain Table 1" w:uiPriority="41"/>
+    <w:lsdException w:name="Plain Table 2" w:uiPriority="42"/>
+    <w:lsdException w:name="Plain Table 3" w:uiPriority="43"/>
+    <w:lsdException w:name="Plain Table 4" w:uiPriority="44"/>
+    <w:lsdException w:name="Plain Table 5" w:uiPriority="45"/>
+    <w:lsdException w:name="Grid Table Light" w:uiPriority="40"/>
+    <w:lsdException w:name="Grid Table 1 Light" w:uiPriority="46"/>
+    <w:lsdException w:name="Grid Table 2" w:uiPriority="47"/>
+    <w:lsdException w:name="Grid Table 3" w:uiPriority="48"/>
+    <w:lsdException w:name="Grid Table 4" w:uiPriority="49"/>
+    <w:lsdException w:name="Grid Table 5 Dark" w:uiPriority="50"/>
+    <w:lsdException w:name="Grid Table 6 Colorful" w:uiPriority="51"/>
+    <w:lsdException w:name="Grid Table 7 Colorful" w:uiPriority="52"/>
+    <w:lsdException w:name="Grid Table 1 Light Accent 1" w:uiPriority="46"/>
+    <w:lsdException w:name="Grid Table 2 Accent 1" w:uiPriority="47"/>
+    <w:lsdException w:name="Grid Table 3 Accent 1" w:uiPriority="48"/>
+    <w:lsdException w:name="Grid Table 4 Accent 1" w:uiPriority="49"/>
+    <w:lsdException w:name="Grid Table 5 Dark Accent 1" w:uiPriority="50"/>
+    <w:lsdException w:name="Grid Table 6 Colorful Accent 1" w:uiPriority="51"/>
+    <w:lsdException w:name="Grid Table 7 Colorful Accent 1" w:uiPriority="52"/>
+    <w:lsdException w:name="Grid Table 1 Light Accent 2" w:uiPriority="46"/>
+    <w:lsdException w:name="Grid Table 2 Accent 2" w:uiPriority="47"/>
+    <w:lsdException w:name="Grid Table 3 Accent 2" w:uiPriority="48"/>
+    <w:lsdException w:name="Grid Table 4 Accent 2" w:uiPriority="49"/>
+    <w:lsdException w:name="Grid Table 5 Dark Accent 2" w:uiPriority="50"/>
+    <w:lsdException w:name="Grid Table 6 Colorful Accent 2" w:uiPriority="51"/>
+    <w:lsdException w:name="Grid Table 7 Colorful Accent 2" w:uiPriority="52"/>
+    <w:lsdException w:name="Grid Table 1 Light Accent 3" w:uiPriority="46"/>
+    <w:lsdException w:name="Grid Table 2 Accent 3" w:uiPriority="47"/>
+    <w:lsdException w:name="Grid Table 3 Accent 3" w:uiPriority="48"/>
+    <w:lsdException w:name="Grid Table 4 Accent 3" w:uiPriority="49"/>
+    <w:lsdException w:name="Grid Table 5 Dark Accent 3" w:uiPriority="50"/>
+    <w:lsdException w:name="Grid Table 6 Colorful Accent 3" w:uiPriority="51"/>
+    <w:lsdException w:name="Grid Table 7 Colorful Accent 3" w:uiPriority="52"/>
+    <w:lsdException w:name="Grid Table 1 Light Accent 4" w:uiPriority="46"/>
+    <w:lsdException w:name="Grid Table 2 Accent 4" w:uiPriority="47"/>
+    <w:lsdException w:name="Grid Table 3 Accent 4" w:uiPriority="48"/>
+    <w:lsdException w:name="Grid Table 4 Accent 4" w:uiPriority="49"/>
+    <w:lsdException w:name="Grid Table 5 Dark Accent 4" w:uiPriority="50"/>
+    <w:lsdException w:name="Grid Table 6 Colorful Accent 4" w:uiPriority="51"/>
+    <w:lsdException w:name="Grid Table 7 Colorful Accent 4" w:uiPriority="52"/>
+    <w:lsdException w:name="Grid Table 1 Light Accent 5" w:uiPriority="46"/>
+    <w:lsdException w:name="Grid Table 2 Accent 5" w:uiPriority="47"/>
+    <w:lsdException w:name="Grid Table 3 Accent 5" w:uiPriority="48"/>
+    <w:lsdException w:name="Grid Table 4 Accent 5" w:uiPriority="49"/>
+    <w:lsdException w:name="Grid Table 5 Dark Accent 5" w:uiPriority="50"/>
+    <w:lsdException w:name="Grid Table 6 Colorful Accent 5" w:uiPriority="51"/>
+    <w:lsdException w:name="Grid Table 7 Colorful Accent 5" w:uiPriority="52"/>
+    <w:lsdException w:name="Grid Table 1 Light Accent 6" w:uiPriority="46"/>
+    <w:lsdException w:name="Grid Table 2 Accent 6" w:uiPriority="47"/>
+    <w:lsdException w:name="Grid Table 3 Accent 6" w:uiPriority="48"/>
+    <w:lsdException w:name="Grid Table 4 Accent 6" w:uiPriority="49"/>
+    <w:lsdException w:name="Grid Table 5 Dark Accent 6" w:uiPriority="50"/>
+    <w:lsdException w:name="Grid Table 6 Colorful Accent 6" w:uiPriority="51"/>
+    <w:lsdException w:name="Grid Table 7 Colorful Accent 6" w:uiPriority="52"/>
+    <w:lsdException w:name="List Table 1 Light" w:uiPriority="46"/>
+    <w:lsdException w:name="List Table 2" w:uiPriority="47"/>
+    <w:lsdException w:name="List Table 3" w:uiPriority="48"/>
+    <w:lsdException w:name="List Table 4" w:uiPriority="49"/>
+    <w:lsdException w:name="List Table 5 Dark" w:uiPriority="50"/>
+    <w:lsdException w:name="List Table 6 Colorful" w:uiPriority="51"/>
+    <w:lsdException w:name="List Table 7 Colorful" w:uiPriority="52"/>
+    <w:lsdException w:name="List Table 1 Light Accent 1" w:uiPriority="46"/>
+    <w:lsdException w:name="List Table 2 Accent 1" w:uiPriority="47"/>
+    <w:lsdException w:name="List Table 3 Accent 1" w:uiPriority="48"/>
+    <w:lsdException w:name="List Table 4 Accent 1" w:uiPriority="49"/>
+    <w:lsdException w:name="List Table 5 Dark Accent 1" w:uiPriority="50"/>
+    <w:lsdException w:name="List Table 6 Colorful Accent 1" w:uiPriority="51"/>
+    <w:lsdException w:name="List Table 7 Colorful Accent 1" w:uiPriority="52"/>
+    <w:lsdException w:name="List Table 1 Light Accent 2" w:uiPriority="46"/>
+    <w:lsdException w:name="List Table 2 Accent 2" w:uiPriority="47"/>
+    <w:lsdException w:name="List Table 3 Accent 2" w:uiPriority="48"/>
+    <w:lsdException w:name="List Table 4 Accent 2" w:uiPriority="49"/>
+    <w:lsdException w:name="List Table 5 Dark Accent 2" w:uiPriority="50"/>
+    <w:lsdException w:name="List Table 6 Colorful Accent 2" w:uiPriority="51"/>
+    <w:lsdException w:name="List Table 7 Colorful Accent 2" w:uiPriority="52"/>
+    <w:lsdException w:name="List Table 1 Light Accent 3" w:uiPriority="46"/>
+    <w:lsdException w:name="List Table 2 Accent 3" w:uiPriority="47"/>
+    <w:lsdException w:name="List Table 3 Accent 3" w:uiPriority="48"/>
+    <w:lsdException w:name="List Table 4 Accent 3" w:uiPriority="49"/>
+    <w:lsdException w:name="List Table 5 Dark Accent 3" w:uiPriority="50"/>
+    <w:lsdException w:name="List Table 6 Colorful Accent 3" w:uiPriority="51"/>
+    <w:lsdException w:name="List Table 7 Colorful Accent 3" w:uiPriority="52"/>
+    <w:lsdException w:name="List Table 1 Light Accent 4" w:uiPriority="46"/>
+    <w:lsdException w:name="List Table 2 Accent 4" w:uiPriority="47"/>
+    <w:lsdException w:name="List Table 3 Accent 4" w:uiPriority="48"/>
+    <w:lsdException w:name="List Table 4 Accent 4" w:uiPriority="49"/>
+    <w:lsdException w:name="List Table 5 Dark Accent 4" w:uiPriority="50"/>
+    <w:lsdException w:name="List Table 6 Colorful Accent 4" w:uiPriority="51"/>
+    <w:lsdException w:name="List Table 7 Colorful Accent 4" w:uiPriority="52"/>
+    <w:lsdException w:name="List Table 1 Light Accent 5" w:uiPriority="46"/>
+    <w:lsdException w:name="List Table 2 Accent 5" w:uiPriority="47"/>
+    <w:lsdException w:name="List Table 3 Accent 5" w:uiPriority="48"/>
+    <w:lsdException w:name="List Table 4 Accent 5" w:uiPriority="49"/>
+    <w:lsdException w:name="List Table 5 Dark Accent 5" w:uiPriority="50"/>
+    <w:lsdException w:name="List Table 6 Colorful Accent 5" w:uiPriority="51"/>
+    <w:lsdException w:name="List Table 7 Colorful Accent 5" w:uiPriority="52"/>
+    <w:lsdException w:name="List Table 1 Light Accent 6" w:uiPriority="46"/>
+    <w:lsdException w:name="List Table 2 Accent 6" w:uiPriority="47"/>
+    <w:lsdException w:name="List Table 3 Accent 6" w:uiPriority="48"/>
+    <w:lsdException w:name="List Table 4 Accent 6" w:uiPriority="49"/>
+    <w:lsdException w:name="List Table 5 Dark Accent 6" w:uiPriority="50"/>
+    <w:lsdException w:name="List Table 6 Colorful Accent 6" w:uiPriority="51"/>
+    <w:lsdException w:name="List Table 7 Colorful Accent 6" w:uiPriority="52"/>
   </w:latentStyles>
   <w:style w:type="paragraph" w:default="1" w:styleId="a">
     <w:name w:val="Normal"/>
@@ -3112,10 +3074,10 @@
     <w:semiHidden/>
     <w:unhideWhenUsed/>
   </w:style>
-  <w:style w:type="paragraph" w:customStyle="1" w:styleId="a3">
-    <w:name w:val="Заголовок"/>
+  <w:style w:type="paragraph" w:customStyle="1" w:styleId="1">
+    <w:name w:val="Заголовок1"/>
     <w:basedOn w:val="a"/>
-    <w:next w:val="a4"/>
+    <w:next w:val="a3"/>
     <w:qFormat/>
     <w:pPr>
       <w:keepNext/>
@@ -3127,18 +3089,18 @@
       <w:szCs w:val="28"/>
     </w:rPr>
   </w:style>
-  <w:style w:type="paragraph" w:styleId="a4">
+  <w:style w:type="paragraph" w:styleId="a3">
     <w:name w:val="Body Text"/>
     <w:basedOn w:val="a"/>
     <w:pPr>
       <w:spacing w:after="140" w:line="276" w:lineRule="auto"/>
     </w:pPr>
   </w:style>
+  <w:style w:type="paragraph" w:styleId="a4">
+    <w:name w:val="List"/>
+    <w:basedOn w:val="a3"/>
+  </w:style>
   <w:style w:type="paragraph" w:styleId="a5">
-    <w:name w:val="List"/>
-    <w:basedOn w:val="a4"/>
-  </w:style>
-  <w:style w:type="paragraph" w:styleId="a6">
     <w:name w:val="caption"/>
     <w:basedOn w:val="a"/>
     <w:qFormat/>
@@ -3151,7 +3113,7 @@
       <w:iCs/>
     </w:rPr>
   </w:style>
-  <w:style w:type="paragraph" w:styleId="a7">
+  <w:style w:type="paragraph" w:styleId="a6">
     <w:name w:val="index heading"/>
     <w:basedOn w:val="a"/>
     <w:qFormat/>
@@ -3159,7 +3121,7 @@
       <w:suppressLineNumbers/>
     </w:pPr>
   </w:style>
-  <w:style w:type="paragraph" w:customStyle="1" w:styleId="a8">
+  <w:style w:type="paragraph" w:customStyle="1" w:styleId="a7">
     <w:name w:val="Содержимое таблицы"/>
     <w:basedOn w:val="a"/>
     <w:qFormat/>
@@ -3168,9 +3130,9 @@
       <w:suppressLineNumbers/>
     </w:pPr>
   </w:style>
-  <w:style w:type="paragraph" w:customStyle="1" w:styleId="a9">
+  <w:style w:type="paragraph" w:customStyle="1" w:styleId="a8">
     <w:name w:val="Заголовок таблицы"/>
-    <w:basedOn w:val="a8"/>
+    <w:basedOn w:val="a7"/>
     <w:qFormat/>
     <w:pPr>
       <w:jc w:val="center"/>
@@ -3179,196 +3141,6 @@
       <w:b/>
       <w:bCs/>
     </w:rPr>
-  </w:style>
-</w:styles>
-</file>
-
-<file path=word/stylesWithEffects.xml><?xml version="1.0" encoding="utf-8"?>
-<w:styles xmlns:wpc="http://schemas.microsoft.com/office/word/2010/wordprocessingCanvas" xmlns:mc="http://schemas.openxmlformats.org/markup-compatibility/2006" xmlns:o="urn:schemas-microsoft-com:office:office" xmlns:r="http://schemas.openxmlformats.org/officeDocument/2006/relationships" xmlns:m="http://schemas.openxmlformats.org/officeDocument/2006/math" xmlns:v="urn:schemas-microsoft-com:vml" xmlns:wp14="http://schemas.microsoft.com/office/word/2010/wordprocessingDrawing" xmlns:wp="http://schemas.openxmlformats.org/drawingml/2006/wordprocessingDrawing" xmlns:w10="urn:schemas-microsoft-com:office:word" xmlns:w="http://schemas.openxmlformats.org/wordprocessingml/2006/main" xmlns:w14="http://schemas.microsoft.com/office/word/2010/wordml" xmlns:wpg="http://schemas.microsoft.com/office/word/2010/wordprocessingGroup" xmlns:wpi="http://schemas.microsoft.com/office/word/2010/wordprocessingInk" xmlns:wne="http://schemas.microsoft.com/office/word/2006/wordml" xmlns:wps="http://schemas.microsoft.com/office/word/2010/wordprocessingShape" mc:Ignorable="w14 wp14">
-  <w:docDefaults>
-    <w:rPrDefault>
-      <w:rPr>
-        <w:rFonts w:asciiTheme="minorHAnsi" w:eastAsiaTheme="minorEastAsia" w:hAnsiTheme="minorHAnsi" w:cstheme="minorBidi"/>
-        <w:sz w:val="22"/>
-        <w:szCs w:val="22"/>
-        <w:lang w:val="ru-RU" w:eastAsia="ru-RU" w:bidi="ar-SA"/>
-      </w:rPr>
-    </w:rPrDefault>
-    <w:pPrDefault>
-      <w:pPr>
-        <w:spacing w:after="200" w:line="276" w:lineRule="auto"/>
-      </w:pPr>
-    </w:pPrDefault>
-  </w:docDefaults>
-  <w:latentStyles w:defLockedState="0" w:defUIPriority="99" w:defSemiHidden="1" w:defUnhideWhenUsed="1" w:defQFormat="0" w:count="267">
-    <w:lsdException w:name="Normal" w:semiHidden="0" w:uiPriority="0" w:unhideWhenUsed="0" w:qFormat="1"/>
-    <w:lsdException w:name="heading 1" w:semiHidden="0" w:uiPriority="9" w:unhideWhenUsed="0" w:qFormat="1"/>
-    <w:lsdException w:name="heading 2" w:uiPriority="9" w:qFormat="1"/>
-    <w:lsdException w:name="heading 3" w:uiPriority="9" w:qFormat="1"/>
-    <w:lsdException w:name="heading 4" w:uiPriority="9" w:qFormat="1"/>
-    <w:lsdException w:name="heading 5" w:uiPriority="9" w:qFormat="1"/>
-    <w:lsdException w:name="heading 6" w:uiPriority="9" w:qFormat="1"/>
-    <w:lsdException w:name="heading 7" w:uiPriority="9" w:qFormat="1"/>
-    <w:lsdException w:name="heading 8" w:uiPriority="9" w:qFormat="1"/>
-    <w:lsdException w:name="heading 9" w:uiPriority="9" w:qFormat="1"/>
-    <w:lsdException w:name="toc 1" w:uiPriority="39"/>
-    <w:lsdException w:name="toc 2" w:uiPriority="39"/>
-    <w:lsdException w:name="toc 3" w:uiPriority="39"/>
-    <w:lsdException w:name="toc 4" w:uiPriority="39"/>
-    <w:lsdException w:name="toc 5" w:uiPriority="39"/>
-    <w:lsdException w:name="toc 6" w:uiPriority="39"/>
-    <w:lsdException w:name="toc 7" w:uiPriority="39"/>
-    <w:lsdException w:name="toc 8" w:uiPriority="39"/>
-    <w:lsdException w:name="toc 9" w:uiPriority="39"/>
-    <w:lsdException w:name="caption" w:uiPriority="35" w:qFormat="1"/>
-    <w:lsdException w:name="Title" w:semiHidden="0" w:uiPriority="10" w:unhideWhenUsed="0" w:qFormat="1"/>
-    <w:lsdException w:name="Default Paragraph Font" w:uiPriority="1"/>
-    <w:lsdException w:name="Subtitle" w:semiHidden="0" w:uiPriority="11" w:unhideWhenUsed="0" w:qFormat="1"/>
-    <w:lsdException w:name="Strong" w:semiHidden="0" w:uiPriority="22" w:unhideWhenUsed="0" w:qFormat="1"/>
-    <w:lsdException w:name="Emphasis" w:semiHidden="0" w:uiPriority="20" w:unhideWhenUsed="0" w:qFormat="1"/>
-    <w:lsdException w:name="Table Grid" w:semiHidden="0" w:uiPriority="59" w:unhideWhenUsed="0"/>
-    <w:lsdException w:name="Placeholder Text" w:unhideWhenUsed="0"/>
-    <w:lsdException w:name="No Spacing" w:semiHidden="0" w:uiPriority="1" w:unhideWhenUsed="0" w:qFormat="1"/>
-    <w:lsdException w:name="Light Shading" w:semiHidden="0" w:uiPriority="60" w:unhideWhenUsed="0"/>
-    <w:lsdException w:name="Light List" w:semiHidden="0" w:uiPriority="61" w:unhideWhenUsed="0"/>
-    <w:lsdException w:name="Light Grid" w:semiHidden="0" w:uiPriority="62" w:unhideWhenUsed="0"/>
-    <w:lsdException w:name="Medium Shading 1" w:semiHidden="0" w:uiPriority="63" w:unhideWhenUsed="0"/>
-    <w:lsdException w:name="Medium Shading 2" w:semiHidden="0" w:uiPriority="64" w:unhideWhenUsed="0"/>
-    <w:lsdException w:name="Medium List 1" w:semiHidden="0" w:uiPriority="65" w:unhideWhenUsed="0"/>
-    <w:lsdException w:name="Medium List 2" w:semiHidden="0" w:uiPriority="66" w:unhideWhenUsed="0"/>
-    <w:lsdException w:name="Medium Grid 1" w:semiHidden="0" w:uiPriority="67" w:unhideWhenUsed="0"/>
-    <w:lsdException w:name="Medium Grid 2" w:semiHidden="0" w:uiPriority="68" w:unhideWhenUsed="0"/>
-    <w:lsdException w:name="Medium Grid 3" w:semiHidden="0" w:uiPriority="69" w:unhideWhenUsed="0"/>
-    <w:lsdException w:name="Dark List" w:semiHidden="0" w:uiPriority="70" w:unhideWhenUsed="0"/>
-    <w:lsdException w:name="Colorful Shading" w:semiHidden="0" w:uiPriority="71" w:unhideWhenUsed="0"/>
-    <w:lsdException w:name="Colorful List" w:semiHidden="0" w:uiPriority="72" w:unhideWhenUsed="0"/>
-    <w:lsdException w:name="Colorful Grid" w:semiHidden="0" w:uiPriority="73" w:unhideWhenUsed="0"/>
-    <w:lsdException w:name="Light Shading Accent 1" w:semiHidden="0" w:uiPriority="60" w:unhideWhenUsed="0"/>
-    <w:lsdException w:name="Light List Accent 1" w:semiHidden="0" w:uiPriority="61" w:unhideWhenUsed="0"/>
-    <w:lsdException w:name="Light Grid Accent 1" w:semiHidden="0" w:uiPriority="62" w:unhideWhenUsed="0"/>
-    <w:lsdException w:name="Medium Shading 1 Accent 1" w:semiHidden="0" w:uiPriority="63" w:unhideWhenUsed="0"/>
-    <w:lsdException w:name="Medium Shading 2 Accent 1" w:semiHidden="0" w:uiPriority="64" w:unhideWhenUsed="0"/>
-    <w:lsdException w:name="Medium List 1 Accent 1" w:semiHidden="0" w:uiPriority="65" w:unhideWhenUsed="0"/>
-    <w:lsdException w:name="Revision" w:unhideWhenUsed="0"/>
-    <w:lsdException w:name="List Paragraph" w:semiHidden="0" w:uiPriority="34" w:unhideWhenUsed="0" w:qFormat="1"/>
-    <w:lsdException w:name="Quote" w:semiHidden="0" w:uiPriority="29" w:unhideWhenUsed="0" w:qFormat="1"/>
-    <w:lsdException w:name="Intense Quote" w:semiHidden="0" w:uiPriority="30" w:unhideWhenUsed="0" w:qFormat="1"/>
-    <w:lsdException w:name="Medium List 2 Accent 1" w:semiHidden="0" w:uiPriority="66" w:unhideWhenUsed="0"/>
-    <w:lsdException w:name="Medium Grid 1 Accent 1" w:semiHidden="0" w:uiPriority="67" w:unhideWhenUsed="0"/>
-    <w:lsdException w:name="Medium Grid 2 Accent 1" w:semiHidden="0" w:uiPriority="68" w:unhideWhenUsed="0"/>
-    <w:lsdException w:name="Medium Grid 3 Accent 1" w:semiHidden="0" w:uiPriority="69" w:unhideWhenUsed="0"/>
-    <w:lsdException w:name="Dark List Accent 1" w:semiHidden="0" w:uiPriority="70" w:unhideWhenUsed="0"/>
-    <w:lsdException w:name="Colorful Shading Accent 1" w:semiHidden="0" w:uiPriority="71" w:unhideWhenUsed="0"/>
-    <w:lsdException w:name="Colorful List Accent 1" w:semiHidden="0" w:uiPriority="72" w:unhideWhenUsed="0"/>
-    <w:lsdException w:name="Colorful Grid Accent 1" w:semiHidden="0" w:uiPriority="73" w:unhideWhenUsed="0"/>
-    <w:lsdException w:name="Light Shading Accent 2" w:semiHidden="0" w:uiPriority="60" w:unhideWhenUsed="0"/>
-    <w:lsdException w:name="Light List Accent 2" w:semiHidden="0" w:uiPriority="61" w:unhideWhenUsed="0"/>
-    <w:lsdException w:name="Light Grid Accent 2" w:semiHidden="0" w:uiPriority="62" w:unhideWhenUsed="0"/>
-    <w:lsdException w:name="Medium Shading 1 Accent 2" w:semiHidden="0" w:uiPriority="63" w:unhideWhenUsed="0"/>
-    <w:lsdException w:name="Medium Shading 2 Accent 2" w:semiHidden="0" w:uiPriority="64" w:unhideWhenUsed="0"/>
-    <w:lsdException w:name="Medium List 1 Accent 2" w:semiHidden="0" w:uiPriority="65" w:unhideWhenUsed="0"/>
-    <w:lsdException w:name="Medium List 2 Accent 2" w:semiHidden="0" w:uiPriority="66" w:unhideWhenUsed="0"/>
-    <w:lsdException w:name="Medium Grid 1 Accent 2" w:semiHidden="0" w:uiPriority="67" w:unhideWhenUsed="0"/>
-    <w:lsdException w:name="Medium Grid 2 Accent 2" w:semiHidden="0" w:uiPriority="68" w:unhideWhenUsed="0"/>
-    <w:lsdException w:name="Medium Grid 3 Accent 2" w:semiHidden="0" w:uiPriority="69" w:unhideWhenUsed="0"/>
-    <w:lsdException w:name="Dark List Accent 2" w:semiHidden="0" w:uiPriority="70" w:unhideWhenUsed="0"/>
-    <w:lsdException w:name="Colorful Shading Accent 2" w:semiHidden="0" w:uiPriority="71" w:unhideWhenUsed="0"/>
-    <w:lsdException w:name="Colorful List Accent 2" w:semiHidden="0" w:uiPriority="72" w:unhideWhenUsed="0"/>
-    <w:lsdException w:name="Colorful Grid Accent 2" w:semiHidden="0" w:uiPriority="73" w:unhideWhenUsed="0"/>
-    <w:lsdException w:name="Light Shading Accent 3" w:semiHidden="0" w:uiPriority="60" w:unhideWhenUsed="0"/>
-    <w:lsdException w:name="Light List Accent 3" w:semiHidden="0" w:uiPriority="61" w:unhideWhenUsed="0"/>
-    <w:lsdException w:name="Light Grid Accent 3" w:semiHidden="0" w:uiPriority="62" w:unhideWhenUsed="0"/>
-    <w:lsdException w:name="Medium Shading 1 Accent 3" w:semiHidden="0" w:uiPriority="63" w:unhideWhenUsed="0"/>
-    <w:lsdException w:name="Medium Shading 2 Accent 3" w:semiHidden="0" w:uiPriority="64" w:unhideWhenUsed="0"/>
-    <w:lsdException w:name="Medium List 1 Accent 3" w:semiHidden="0" w:uiPriority="65" w:unhideWhenUsed="0"/>
-    <w:lsdException w:name="Medium List 2 Accent 3" w:semiHidden="0" w:uiPriority="66" w:unhideWhenUsed="0"/>
-    <w:lsdException w:name="Medium Grid 1 Accent 3" w:semiHidden="0" w:uiPriority="67" w:unhideWhenUsed="0"/>
-    <w:lsdException w:name="Medium Grid 2 Accent 3" w:semiHidden="0" w:uiPriority="68" w:unhideWhenUsed="0"/>
-    <w:lsdException w:name="Medium Grid 3 Accent 3" w:semiHidden="0" w:uiPriority="69" w:unhideWhenUsed="0"/>
-    <w:lsdException w:name="Dark List Accent 3" w:semiHidden="0" w:uiPriority="70" w:unhideWhenUsed="0"/>
-    <w:lsdException w:name="Colorful Shading Accent 3" w:semiHidden="0" w:uiPriority="71" w:unhideWhenUsed="0"/>
-    <w:lsdException w:name="Colorful List Accent 3" w:semiHidden="0" w:uiPriority="72" w:unhideWhenUsed="0"/>
-    <w:lsdException w:name="Colorful Grid Accent 3" w:semiHidden="0" w:uiPriority="73" w:unhideWhenUsed="0"/>
-    <w:lsdException w:name="Light Shading Accent 4" w:semiHidden="0" w:uiPriority="60" w:unhideWhenUsed="0"/>
-    <w:lsdException w:name="Light List Accent 4" w:semiHidden="0" w:uiPriority="61" w:unhideWhenUsed="0"/>
-    <w:lsdException w:name="Light Grid Accent 4" w:semiHidden="0" w:uiPriority="62" w:unhideWhenUsed="0"/>
-    <w:lsdException w:name="Medium Shading 1 Accent 4" w:semiHidden="0" w:uiPriority="63" w:unhideWhenUsed="0"/>
-    <w:lsdException w:name="Medium Shading 2 Accent 4" w:semiHidden="0" w:uiPriority="64" w:unhideWhenUsed="0"/>
-    <w:lsdException w:name="Medium List 1 Accent 4" w:semiHidden="0" w:uiPriority="65" w:unhideWhenUsed="0"/>
-    <w:lsdException w:name="Medium List 2 Accent 4" w:semiHidden="0" w:uiPriority="66" w:unhideWhenUsed="0"/>
-    <w:lsdException w:name="Medium Grid 1 Accent 4" w:semiHidden="0" w:uiPriority="67" w:unhideWhenUsed="0"/>
-    <w:lsdException w:name="Medium Grid 2 Accent 4" w:semiHidden="0" w:uiPriority="68" w:unhideWhenUsed="0"/>
-    <w:lsdException w:name="Medium Grid 3 Accent 4" w:semiHidden="0" w:uiPriority="69" w:unhideWhenUsed="0"/>
-    <w:lsdException w:name="Dark List Accent 4" w:semiHidden="0" w:uiPriority="70" w:unhideWhenUsed="0"/>
-    <w:lsdException w:name="Colorful Shading Accent 4" w:semiHidden="0" w:uiPriority="71" w:unhideWhenUsed="0"/>
-    <w:lsdException w:name="Colorful List Accent 4" w:semiHidden="0" w:uiPriority="72" w:unhideWhenUsed="0"/>
-    <w:lsdException w:name="Colorful Grid Accent 4" w:semiHidden="0" w:uiPriority="73" w:unhideWhenUsed="0"/>
-    <w:lsdException w:name="Light Shading Accent 5" w:semiHidden="0" w:uiPriority="60" w:unhideWhenUsed="0"/>
-    <w:lsdException w:name="Light List Accent 5" w:semiHidden="0" w:uiPriority="61" w:unhideWhenUsed="0"/>
-    <w:lsdException w:name="Light Grid Accent 5" w:semiHidden="0" w:uiPriority="62" w:unhideWhenUsed="0"/>
-    <w:lsdException w:name="Medium Shading 1 Accent 5" w:semiHidden="0" w:uiPriority="63" w:unhideWhenUsed="0"/>
-    <w:lsdException w:name="Medium Shading 2 Accent 5" w:semiHidden="0" w:uiPriority="64" w:unhideWhenUsed="0"/>
-    <w:lsdException w:name="Medium List 1 Accent 5" w:semiHidden="0" w:uiPriority="65" w:unhideWhenUsed="0"/>
-    <w:lsdException w:name="Medium List 2 Accent 5" w:semiHidden="0" w:uiPriority="66" w:unhideWhenUsed="0"/>
-    <w:lsdException w:name="Medium Grid 1 Accent 5" w:semiHidden="0" w:uiPriority="67" w:unhideWhenUsed="0"/>
-    <w:lsdException w:name="Medium Grid 2 Accent 5" w:semiHidden="0" w:uiPriority="68" w:unhideWhenUsed="0"/>
-    <w:lsdException w:name="Medium Grid 3 Accent 5" w:semiHidden="0" w:uiPriority="69" w:unhideWhenUsed="0"/>
-    <w:lsdException w:name="Dark List Accent 5" w:semiHidden="0" w:uiPriority="70" w:unhideWhenUsed="0"/>
-    <w:lsdException w:name="Colorful Shading Accent 5" w:semiHidden="0" w:uiPriority="71" w:unhideWhenUsed="0"/>
-    <w:lsdException w:name="Colorful List Accent 5" w:semiHidden="0" w:uiPriority="72" w:unhideWhenUsed="0"/>
-    <w:lsdException w:name="Colorful Grid Accent 5" w:semiHidden="0" w:uiPriority="73" w:unhideWhenUsed="0"/>
-    <w:lsdException w:name="Light Shading Accent 6" w:semiHidden="0" w:uiPriority="60" w:unhideWhenUsed="0"/>
-    <w:lsdException w:name="Light List Accent 6" w:semiHidden="0" w:uiPriority="61" w:unhideWhenUsed="0"/>
-    <w:lsdException w:name="Light Grid Accent 6" w:semiHidden="0" w:uiPriority="62" w:unhideWhenUsed="0"/>
-    <w:lsdException w:name="Medium Shading 1 Accent 6" w:semiHidden="0" w:uiPriority="63" w:unhideWhenUsed="0"/>
-    <w:lsdException w:name="Medium Shading 2 Accent 6" w:semiHidden="0" w:uiPriority="64" w:unhideWhenUsed="0"/>
-    <w:lsdException w:name="Medium List 1 Accent 6" w:semiHidden="0" w:uiPriority="65" w:unhideWhenUsed="0"/>
-    <w:lsdException w:name="Medium List 2 Accent 6" w:semiHidden="0" w:uiPriority="66" w:unhideWhenUsed="0"/>
-    <w:lsdException w:name="Medium Grid 1 Accent 6" w:semiHidden="0" w:uiPriority="67" w:unhideWhenUsed="0"/>
-    <w:lsdException w:name="Medium Grid 2 Accent 6" w:semiHidden="0" w:uiPriority="68" w:unhideWhenUsed="0"/>
-    <w:lsdException w:name="Medium Grid 3 Accent 6" w:semiHidden="0" w:uiPriority="69" w:unhideWhenUsed="0"/>
-    <w:lsdException w:name="Dark List Accent 6" w:semiHidden="0" w:uiPriority="70" w:unhideWhenUsed="0"/>
-    <w:lsdException w:name="Colorful Shading Accent 6" w:semiHidden="0" w:uiPriority="71" w:unhideWhenUsed="0"/>
-    <w:lsdException w:name="Colorful List Accent 6" w:semiHidden="0" w:uiPriority="72" w:unhideWhenUsed="0"/>
-    <w:lsdException w:name="Colorful Grid Accent 6" w:semiHidden="0" w:uiPriority="73" w:unhideWhenUsed="0"/>
-    <w:lsdException w:name="Subtle Emphasis" w:semiHidden="0" w:uiPriority="19" w:unhideWhenUsed="0" w:qFormat="1"/>
-    <w:lsdException w:name="Intense Emphasis" w:semiHidden="0" w:uiPriority="21" w:unhideWhenUsed="0" w:qFormat="1"/>
-    <w:lsdException w:name="Subtle Reference" w:semiHidden="0" w:uiPriority="31" w:unhideWhenUsed="0" w:qFormat="1"/>
-    <w:lsdException w:name="Intense Reference" w:semiHidden="0" w:uiPriority="32" w:unhideWhenUsed="0" w:qFormat="1"/>
-    <w:lsdException w:name="Book Title" w:semiHidden="0" w:uiPriority="33" w:unhideWhenUsed="0" w:qFormat="1"/>
-    <w:lsdException w:name="Bibliography" w:uiPriority="37"/>
-    <w:lsdException w:name="TOC Heading" w:uiPriority="39" w:qFormat="1"/>
-  </w:latentStyles>
-  <w:style w:type="paragraph" w:default="1" w:styleId="a">
-    <w:name w:val="Normal"/>
-    <w:qFormat/>
-  </w:style>
-  <w:style w:type="character" w:default="1" w:styleId="a0">
-    <w:name w:val="Default Paragraph Font"/>
-    <w:uiPriority w:val="1"/>
-    <w:semiHidden/>
-    <w:unhideWhenUsed/>
-  </w:style>
-  <w:style w:type="table" w:default="1" w:styleId="a1">
-    <w:name w:val="Normal Table"/>
-    <w:uiPriority w:val="99"/>
-    <w:semiHidden/>
-    <w:unhideWhenUsed/>
-    <w:tblPr>
-      <w:tblInd w:w="0" w:type="dxa"/>
-      <w:tblCellMar>
-        <w:top w:w="0" w:type="dxa"/>
-        <w:left w:w="108" w:type="dxa"/>
-        <w:bottom w:w="0" w:type="dxa"/>
-        <w:right w:w="108" w:type="dxa"/>
-      </w:tblCellMar>
-    </w:tblPr>
-  </w:style>
-  <w:style w:type="numbering" w:default="1" w:styleId="a2">
-    <w:name w:val="No List"/>
-    <w:uiPriority w:val="99"/>
-    <w:semiHidden/>
-    <w:unhideWhenUsed/>
   </w:style>
 </w:styles>
 </file>
